--- a/sec_sem/life_cycle/Lab_7/Lab_7.docx
+++ b/sec_sem/life_cycle/Lab_7/Lab_7.docx
@@ -295,216 +295,3608 @@
         </w:rPr>
         <w:t>Jenkins</w:t>
       </w:r>
+      <w:r>
+        <w:rPr>
+          <w:rFonts w:ascii="Times New Roman" w:hAnsi="Times New Roman" w:cs="Times New Roman"/>
+          <w:sz w:val="32"/>
+          <w:szCs w:val="32"/>
+        </w:rPr>
+        <w:t>”</w:t>
+      </w:r>
+    </w:p>
+    <w:p>
+      <w:pPr>
+        <w:rPr>
+          <w:rFonts w:ascii="Times New Roman" w:hAnsi="Times New Roman" w:cs="Times New Roman"/>
+          <w:sz w:val="32"/>
+          <w:szCs w:val="32"/>
+        </w:rPr>
+      </w:pPr>
+    </w:p>
+    <w:p>
+      <w:pPr>
+        <w:jc w:val="center"/>
+        <w:rPr>
+          <w:rFonts w:ascii="Times New Roman" w:hAnsi="Times New Roman" w:cs="Times New Roman"/>
+          <w:sz w:val="32"/>
+          <w:szCs w:val="32"/>
+        </w:rPr>
+      </w:pPr>
+    </w:p>
+    <w:p>
+      <w:pPr>
+        <w:jc w:val="right"/>
+        <w:rPr>
+          <w:rFonts w:ascii="Times New Roman" w:hAnsi="Times New Roman" w:cs="Times New Roman"/>
+          <w:sz w:val="32"/>
+          <w:szCs w:val="32"/>
+        </w:rPr>
+      </w:pPr>
+      <w:r>
+        <w:rPr>
+          <w:rFonts w:ascii="Times New Roman" w:hAnsi="Times New Roman" w:cs="Times New Roman"/>
+          <w:sz w:val="32"/>
+          <w:szCs w:val="32"/>
+        </w:rPr>
+        <w:t>Виконав:</w:t>
+      </w:r>
+    </w:p>
+    <w:p>
+      <w:pPr>
+        <w:jc w:val="right"/>
+        <w:rPr>
+          <w:rFonts w:ascii="Times New Roman" w:hAnsi="Times New Roman" w:cs="Times New Roman"/>
+          <w:sz w:val="32"/>
+          <w:szCs w:val="32"/>
+        </w:rPr>
+      </w:pPr>
+      <w:r>
+        <w:rPr>
+          <w:rFonts w:ascii="Times New Roman" w:hAnsi="Times New Roman" w:cs="Times New Roman"/>
+          <w:sz w:val="32"/>
+          <w:szCs w:val="32"/>
+        </w:rPr>
+        <w:t xml:space="preserve">Студент. гр. ФеП-41 </w:t>
+      </w:r>
+      <w:proofErr w:type="spellStart"/>
+      <w:r>
+        <w:rPr>
+          <w:rFonts w:ascii="Times New Roman" w:hAnsi="Times New Roman" w:cs="Times New Roman"/>
+          <w:sz w:val="32"/>
+          <w:szCs w:val="32"/>
+        </w:rPr>
+        <w:t>Фіняк</w:t>
+      </w:r>
+      <w:proofErr w:type="spellEnd"/>
+      <w:r>
+        <w:rPr>
+          <w:rFonts w:ascii="Times New Roman" w:hAnsi="Times New Roman" w:cs="Times New Roman"/>
+          <w:sz w:val="32"/>
+          <w:szCs w:val="32"/>
+        </w:rPr>
+        <w:t xml:space="preserve"> Олег</w:t>
+      </w:r>
+    </w:p>
+    <w:p>
+      <w:pPr>
+        <w:jc w:val="right"/>
+        <w:rPr>
+          <w:rFonts w:ascii="Times New Roman" w:hAnsi="Times New Roman" w:cs="Times New Roman"/>
+          <w:sz w:val="32"/>
+          <w:szCs w:val="32"/>
+        </w:rPr>
+      </w:pPr>
+      <w:r>
+        <w:rPr>
+          <w:rFonts w:ascii="Times New Roman" w:hAnsi="Times New Roman" w:cs="Times New Roman"/>
+          <w:sz w:val="32"/>
+          <w:szCs w:val="32"/>
+        </w:rPr>
+        <w:t xml:space="preserve">Перевірив: </w:t>
+      </w:r>
+    </w:p>
+    <w:p>
+      <w:pPr>
+        <w:jc w:val="right"/>
+        <w:rPr>
+          <w:rFonts w:ascii="Times New Roman" w:hAnsi="Times New Roman" w:cs="Times New Roman"/>
+          <w:sz w:val="32"/>
+          <w:szCs w:val="32"/>
+        </w:rPr>
+      </w:pPr>
+      <w:proofErr w:type="spellStart"/>
+      <w:r>
+        <w:rPr>
+          <w:rFonts w:ascii="Times New Roman" w:hAnsi="Times New Roman" w:cs="Times New Roman"/>
+          <w:sz w:val="32"/>
+          <w:szCs w:val="32"/>
+        </w:rPr>
+        <w:t>Франів</w:t>
+      </w:r>
+      <w:proofErr w:type="spellEnd"/>
+      <w:r>
+        <w:rPr>
+          <w:rFonts w:ascii="Times New Roman" w:hAnsi="Times New Roman" w:cs="Times New Roman"/>
+          <w:sz w:val="32"/>
+          <w:szCs w:val="32"/>
+        </w:rPr>
+        <w:t xml:space="preserve"> В.А</w:t>
+      </w:r>
+      <w:r>
+        <w:rPr>
+          <w:rFonts w:ascii="Times New Roman" w:hAnsi="Times New Roman" w:cs="Times New Roman"/>
+          <w:sz w:val="32"/>
+          <w:szCs w:val="32"/>
+        </w:rPr>
+        <w:t>.</w:t>
+      </w:r>
+    </w:p>
+    <w:p>
+      <w:pPr>
+        <w:jc w:val="center"/>
+        <w:rPr>
+          <w:rFonts w:ascii="Times New Roman" w:hAnsi="Times New Roman" w:cs="Times New Roman"/>
+          <w:sz w:val="32"/>
+          <w:szCs w:val="32"/>
+        </w:rPr>
+      </w:pPr>
+    </w:p>
+    <w:p>
+      <w:pPr>
+        <w:jc w:val="center"/>
+        <w:rPr>
+          <w:rFonts w:ascii="Times New Roman" w:hAnsi="Times New Roman" w:cs="Times New Roman"/>
+          <w:sz w:val="32"/>
+          <w:szCs w:val="32"/>
+        </w:rPr>
+      </w:pPr>
+    </w:p>
+    <w:p>
+      <w:pPr>
+        <w:rPr>
+          <w:rFonts w:ascii="Times New Roman" w:hAnsi="Times New Roman" w:cs="Times New Roman"/>
+          <w:sz w:val="32"/>
+          <w:szCs w:val="32"/>
+        </w:rPr>
+      </w:pPr>
+    </w:p>
+    <w:p>
+      <w:pPr>
+        <w:rPr>
+          <w:rFonts w:ascii="Times New Roman" w:hAnsi="Times New Roman" w:cs="Times New Roman"/>
+          <w:sz w:val="32"/>
+          <w:szCs w:val="32"/>
+        </w:rPr>
+      </w:pPr>
+    </w:p>
+    <w:p>
+      <w:pPr>
+        <w:rPr>
+          <w:rFonts w:ascii="Times New Roman" w:hAnsi="Times New Roman" w:cs="Times New Roman"/>
+          <w:sz w:val="32"/>
+          <w:szCs w:val="32"/>
+        </w:rPr>
+      </w:pPr>
+    </w:p>
+    <w:p>
+      <w:pPr>
+        <w:rPr>
+          <w:rFonts w:ascii="Times New Roman" w:hAnsi="Times New Roman" w:cs="Times New Roman"/>
+          <w:sz w:val="32"/>
+          <w:szCs w:val="32"/>
+        </w:rPr>
+      </w:pPr>
+    </w:p>
+    <w:p>
+      <w:pPr>
+        <w:jc w:val="center"/>
+        <w:rPr>
+          <w:rFonts w:ascii="Times New Roman" w:hAnsi="Times New Roman" w:cs="Times New Roman"/>
+          <w:sz w:val="32"/>
+          <w:szCs w:val="32"/>
+        </w:rPr>
+      </w:pPr>
+      <w:r>
+        <w:rPr>
+          <w:rFonts w:ascii="Times New Roman" w:hAnsi="Times New Roman" w:cs="Times New Roman"/>
+          <w:sz w:val="32"/>
+          <w:szCs w:val="32"/>
+        </w:rPr>
+        <w:t>Львів – 2026</w:t>
+      </w:r>
+    </w:p>
+    <w:p>
+      <w:pPr>
+        <w:jc w:val="both"/>
+        <w:rPr>
+          <w:rFonts w:ascii="Times New Roman" w:hAnsi="Times New Roman" w:cs="Times New Roman"/>
+          <w:sz w:val="28"/>
+          <w:szCs w:val="28"/>
+        </w:rPr>
+      </w:pPr>
+      <w:r>
+        <w:rPr>
+          <w:rFonts w:ascii="Times New Roman" w:hAnsi="Times New Roman" w:cs="Times New Roman"/>
+          <w:b/>
+          <w:sz w:val="28"/>
+          <w:szCs w:val="28"/>
+        </w:rPr>
+        <w:lastRenderedPageBreak/>
+        <w:t>Мета роботи:</w:t>
+      </w:r>
+      <w:r>
+        <w:rPr>
+          <w:rFonts w:ascii="Times New Roman" w:hAnsi="Times New Roman" w:cs="Times New Roman"/>
+          <w:sz w:val="28"/>
+          <w:szCs w:val="28"/>
+        </w:rPr>
+        <w:t xml:space="preserve"> Мета лабораторної роботи полягає в тому, щоб студенти ознайомилися з процесом впровадження безперервної інтеграції та безперервної доставки (CI/CD) у реальному проекті за допомогою популярного інструменту </w:t>
+      </w:r>
+      <w:proofErr w:type="spellStart"/>
+      <w:r>
+        <w:rPr>
+          <w:rFonts w:ascii="Times New Roman" w:hAnsi="Times New Roman" w:cs="Times New Roman"/>
+          <w:sz w:val="28"/>
+          <w:szCs w:val="28"/>
+        </w:rPr>
+        <w:t>Jenkins</w:t>
+      </w:r>
+      <w:proofErr w:type="spellEnd"/>
+      <w:r>
+        <w:rPr>
+          <w:rFonts w:ascii="Times New Roman" w:hAnsi="Times New Roman" w:cs="Times New Roman"/>
+          <w:sz w:val="28"/>
+          <w:szCs w:val="28"/>
+        </w:rPr>
+        <w:t>.</w:t>
+      </w:r>
+    </w:p>
+    <w:p>
+      <w:pPr>
+        <w:jc w:val="both"/>
+        <w:rPr>
+          <w:rFonts w:ascii="Times New Roman" w:hAnsi="Times New Roman" w:cs="Times New Roman"/>
+          <w:sz w:val="28"/>
+          <w:szCs w:val="28"/>
+        </w:rPr>
+      </w:pPr>
+      <w:r>
+        <w:rPr>
+          <w:rFonts w:ascii="Times New Roman" w:hAnsi="Times New Roman" w:cs="Times New Roman"/>
+          <w:b/>
+          <w:sz w:val="28"/>
+          <w:szCs w:val="28"/>
+        </w:rPr>
+        <w:t>Вимоги до результатів виконання лабораторної роботи:</w:t>
+      </w:r>
+      <w:r>
+        <w:rPr>
+          <w:rFonts w:ascii="Times New Roman" w:hAnsi="Times New Roman" w:cs="Times New Roman"/>
+          <w:sz w:val="28"/>
+          <w:szCs w:val="28"/>
+        </w:rPr>
+        <w:t xml:space="preserve"> </w:t>
+      </w:r>
+    </w:p>
+    <w:p>
+      <w:pPr>
+        <w:jc w:val="both"/>
+        <w:rPr>
+          <w:rFonts w:ascii="Times New Roman" w:hAnsi="Times New Roman" w:cs="Times New Roman"/>
+          <w:sz w:val="28"/>
+          <w:szCs w:val="28"/>
+        </w:rPr>
+      </w:pPr>
+      <w:r>
+        <w:rPr>
+          <w:rFonts w:ascii="Times New Roman" w:hAnsi="Times New Roman" w:cs="Times New Roman"/>
+          <w:sz w:val="28"/>
+          <w:szCs w:val="28"/>
+        </w:rPr>
+        <w:t xml:space="preserve">1. Продемонструвати налаштований програмний пакет </w:t>
+      </w:r>
+      <w:proofErr w:type="spellStart"/>
+      <w:r>
+        <w:rPr>
+          <w:rFonts w:ascii="Times New Roman" w:hAnsi="Times New Roman" w:cs="Times New Roman"/>
+          <w:sz w:val="28"/>
+          <w:szCs w:val="28"/>
+        </w:rPr>
+        <w:t>Jenkins</w:t>
+      </w:r>
+      <w:proofErr w:type="spellEnd"/>
+      <w:r>
+        <w:rPr>
+          <w:rFonts w:ascii="Times New Roman" w:hAnsi="Times New Roman" w:cs="Times New Roman"/>
+          <w:sz w:val="28"/>
+          <w:szCs w:val="28"/>
+        </w:rPr>
+        <w:t xml:space="preserve"> відповідно до обраного проекту. </w:t>
+      </w:r>
+    </w:p>
+    <w:p>
+      <w:pPr>
+        <w:jc w:val="both"/>
+        <w:rPr>
+          <w:rFonts w:ascii="Times New Roman" w:hAnsi="Times New Roman" w:cs="Times New Roman"/>
+          <w:sz w:val="28"/>
+          <w:szCs w:val="28"/>
+        </w:rPr>
+      </w:pPr>
+      <w:r>
+        <w:rPr>
+          <w:rFonts w:ascii="Times New Roman" w:hAnsi="Times New Roman" w:cs="Times New Roman"/>
+          <w:sz w:val="28"/>
+          <w:szCs w:val="28"/>
+        </w:rPr>
+        <w:t xml:space="preserve">2. Описати створений </w:t>
+      </w:r>
+      <w:proofErr w:type="spellStart"/>
+      <w:r>
+        <w:rPr>
+          <w:rFonts w:ascii="Times New Roman" w:hAnsi="Times New Roman" w:cs="Times New Roman"/>
+          <w:sz w:val="28"/>
+          <w:szCs w:val="28"/>
+        </w:rPr>
+        <w:t>Jenkins</w:t>
+      </w:r>
+      <w:proofErr w:type="spellEnd"/>
+      <w:r>
+        <w:rPr>
+          <w:rFonts w:ascii="Times New Roman" w:hAnsi="Times New Roman" w:cs="Times New Roman"/>
+          <w:sz w:val="28"/>
+          <w:szCs w:val="28"/>
+        </w:rPr>
+        <w:t xml:space="preserve"> </w:t>
+      </w:r>
+      <w:proofErr w:type="spellStart"/>
+      <w:r>
+        <w:rPr>
+          <w:rFonts w:ascii="Times New Roman" w:hAnsi="Times New Roman" w:cs="Times New Roman"/>
+          <w:sz w:val="28"/>
+          <w:szCs w:val="28"/>
+        </w:rPr>
+        <w:t>Pipeline</w:t>
+      </w:r>
+      <w:proofErr w:type="spellEnd"/>
+      <w:r>
+        <w:rPr>
+          <w:rFonts w:ascii="Times New Roman" w:hAnsi="Times New Roman" w:cs="Times New Roman"/>
+          <w:sz w:val="28"/>
+          <w:szCs w:val="28"/>
+        </w:rPr>
+        <w:t xml:space="preserve">. Обґрунтувати кожен крок у </w:t>
+      </w:r>
+      <w:proofErr w:type="spellStart"/>
+      <w:r>
+        <w:rPr>
+          <w:rFonts w:ascii="Times New Roman" w:hAnsi="Times New Roman" w:cs="Times New Roman"/>
+          <w:sz w:val="28"/>
+          <w:szCs w:val="28"/>
+        </w:rPr>
+        <w:t>Jenkins</w:t>
+      </w:r>
+      <w:proofErr w:type="spellEnd"/>
+      <w:r>
+        <w:rPr>
+          <w:rFonts w:ascii="Times New Roman" w:hAnsi="Times New Roman" w:cs="Times New Roman"/>
+          <w:sz w:val="28"/>
+          <w:szCs w:val="28"/>
+        </w:rPr>
+        <w:t xml:space="preserve"> </w:t>
+      </w:r>
+      <w:proofErr w:type="spellStart"/>
+      <w:r>
+        <w:rPr>
+          <w:rFonts w:ascii="Times New Roman" w:hAnsi="Times New Roman" w:cs="Times New Roman"/>
+          <w:sz w:val="28"/>
+          <w:szCs w:val="28"/>
+        </w:rPr>
+        <w:t>Pipeline</w:t>
+      </w:r>
+      <w:proofErr w:type="spellEnd"/>
+      <w:r>
+        <w:rPr>
+          <w:rFonts w:ascii="Times New Roman" w:hAnsi="Times New Roman" w:cs="Times New Roman"/>
+          <w:sz w:val="28"/>
+          <w:szCs w:val="28"/>
+        </w:rPr>
+        <w:t xml:space="preserve"> </w:t>
+      </w:r>
+    </w:p>
+    <w:p>
+      <w:pPr>
+        <w:jc w:val="both"/>
+        <w:rPr>
+          <w:rFonts w:ascii="Times New Roman" w:hAnsi="Times New Roman" w:cs="Times New Roman"/>
+          <w:sz w:val="28"/>
+          <w:szCs w:val="28"/>
+        </w:rPr>
+      </w:pPr>
+      <w:r>
+        <w:rPr>
+          <w:rFonts w:ascii="Times New Roman" w:hAnsi="Times New Roman" w:cs="Times New Roman"/>
+          <w:sz w:val="28"/>
+          <w:szCs w:val="28"/>
+        </w:rPr>
+        <w:t xml:space="preserve">3. Проаналізувати плюси та мінуси використання програмного пакету </w:t>
+      </w:r>
+      <w:proofErr w:type="spellStart"/>
+      <w:r>
+        <w:rPr>
+          <w:rFonts w:ascii="Times New Roman" w:hAnsi="Times New Roman" w:cs="Times New Roman"/>
+          <w:sz w:val="28"/>
+          <w:szCs w:val="28"/>
+        </w:rPr>
+        <w:t>Jenkins</w:t>
+      </w:r>
+      <w:proofErr w:type="spellEnd"/>
+      <w:r>
+        <w:rPr>
+          <w:rFonts w:ascii="Times New Roman" w:hAnsi="Times New Roman" w:cs="Times New Roman"/>
+          <w:sz w:val="28"/>
+          <w:szCs w:val="28"/>
+        </w:rPr>
+        <w:t xml:space="preserve"> для впровадження CI/CD процесів.</w:t>
+      </w:r>
+    </w:p>
+    <w:p>
+      <w:pPr>
+        <w:jc w:val="both"/>
+        <w:rPr>
+          <w:rFonts w:ascii="Times New Roman" w:hAnsi="Times New Roman" w:cs="Times New Roman"/>
+          <w:sz w:val="28"/>
+          <w:szCs w:val="28"/>
+        </w:rPr>
+      </w:pPr>
+      <w:r>
+        <w:rPr>
+          <w:rFonts w:ascii="Times New Roman" w:hAnsi="Times New Roman" w:cs="Times New Roman"/>
+          <w:b/>
+          <w:sz w:val="28"/>
+          <w:szCs w:val="28"/>
+        </w:rPr>
+        <w:t>Порядок виконання роботи:</w:t>
+      </w:r>
+      <w:r>
+        <w:rPr>
+          <w:rFonts w:ascii="Times New Roman" w:hAnsi="Times New Roman" w:cs="Times New Roman"/>
+          <w:sz w:val="28"/>
+          <w:szCs w:val="28"/>
+        </w:rPr>
+        <w:t xml:space="preserve"> </w:t>
+      </w:r>
+    </w:p>
+    <w:p>
+      <w:pPr>
+        <w:jc w:val="both"/>
+        <w:rPr>
+          <w:rFonts w:ascii="Times New Roman" w:hAnsi="Times New Roman" w:cs="Times New Roman"/>
+          <w:sz w:val="28"/>
+          <w:szCs w:val="28"/>
+        </w:rPr>
+      </w:pPr>
+      <w:r>
+        <w:rPr>
+          <w:rFonts w:ascii="Times New Roman" w:hAnsi="Times New Roman" w:cs="Times New Roman"/>
+          <w:sz w:val="28"/>
+          <w:szCs w:val="28"/>
+        </w:rPr>
+        <w:t xml:space="preserve">1. Освоїти вище наведений теоретичний матеріал. </w:t>
+      </w:r>
+    </w:p>
+    <w:p>
+      <w:pPr>
+        <w:jc w:val="both"/>
+        <w:rPr>
+          <w:rFonts w:ascii="Times New Roman" w:hAnsi="Times New Roman" w:cs="Times New Roman"/>
+          <w:sz w:val="28"/>
+          <w:szCs w:val="28"/>
+        </w:rPr>
+      </w:pPr>
+      <w:r>
+        <w:rPr>
+          <w:rFonts w:ascii="Times New Roman" w:hAnsi="Times New Roman" w:cs="Times New Roman"/>
+          <w:sz w:val="28"/>
+          <w:szCs w:val="28"/>
+        </w:rPr>
+        <w:t xml:space="preserve">2. Встановіть програмний пакет </w:t>
+      </w:r>
+      <w:proofErr w:type="spellStart"/>
+      <w:r>
+        <w:rPr>
+          <w:rFonts w:ascii="Times New Roman" w:hAnsi="Times New Roman" w:cs="Times New Roman"/>
+          <w:sz w:val="28"/>
+          <w:szCs w:val="28"/>
+        </w:rPr>
+        <w:t>Jenkins</w:t>
+      </w:r>
+      <w:proofErr w:type="spellEnd"/>
+      <w:r>
+        <w:rPr>
+          <w:rFonts w:ascii="Times New Roman" w:hAnsi="Times New Roman" w:cs="Times New Roman"/>
+          <w:sz w:val="28"/>
+          <w:szCs w:val="28"/>
+        </w:rPr>
+        <w:t xml:space="preserve">. </w:t>
+      </w:r>
+    </w:p>
+    <w:p>
+      <w:pPr>
+        <w:jc w:val="both"/>
+        <w:rPr>
+          <w:rFonts w:ascii="Times New Roman" w:hAnsi="Times New Roman" w:cs="Times New Roman"/>
+          <w:sz w:val="28"/>
+          <w:szCs w:val="28"/>
+        </w:rPr>
+      </w:pPr>
+      <w:r>
+        <w:rPr>
+          <w:rFonts w:ascii="Times New Roman" w:hAnsi="Times New Roman" w:cs="Times New Roman"/>
+          <w:noProof/>
+          <w:sz w:val="28"/>
+          <w:szCs w:val="28"/>
+          <w:lang w:eastAsia="uk-UA"/>
+        </w:rPr>
+        <w:drawing>
+          <wp:inline distT="0" distB="0" distL="0" distR="0" wp14:anchorId="093583E2" wp14:editId="15461E62">
+            <wp:extent cx="4902200" cy="2605963"/>
+            <wp:effectExtent l="0" t="0" r="0" b="4445"/>
+            <wp:docPr id="1" name="Рисунок 1"/>
+            <wp:cNvGraphicFramePr>
+              <a:graphicFrameLocks xmlns:a="http://schemas.openxmlformats.org/drawingml/2006/main" noChangeAspect="1"/>
+            </wp:cNvGraphicFramePr>
+            <a:graphic xmlns:a="http://schemas.openxmlformats.org/drawingml/2006/main">
+              <a:graphicData uri="http://schemas.openxmlformats.org/drawingml/2006/picture">
+                <pic:pic xmlns:pic="http://schemas.openxmlformats.org/drawingml/2006/picture">
+                  <pic:nvPicPr>
+                    <pic:cNvPr id="1" name=""/>
+                    <pic:cNvPicPr/>
+                  </pic:nvPicPr>
+                  <pic:blipFill>
+                    <a:blip r:embed="rId5"/>
+                    <a:stretch>
+                      <a:fillRect/>
+                    </a:stretch>
+                  </pic:blipFill>
+                  <pic:spPr>
+                    <a:xfrm>
+                      <a:off x="0" y="0"/>
+                      <a:ext cx="4917045" cy="2613855"/>
+                    </a:xfrm>
+                    <a:prstGeom prst="rect">
+                      <a:avLst/>
+                    </a:prstGeom>
+                  </pic:spPr>
+                </pic:pic>
+              </a:graphicData>
+            </a:graphic>
+          </wp:inline>
+        </w:drawing>
+      </w:r>
+    </w:p>
+    <w:p>
+      <w:pPr>
+        <w:jc w:val="both"/>
+        <w:rPr>
+          <w:rFonts w:ascii="Times New Roman" w:hAnsi="Times New Roman" w:cs="Times New Roman"/>
+          <w:sz w:val="28"/>
+          <w:szCs w:val="28"/>
+        </w:rPr>
+      </w:pPr>
+      <w:r>
+        <w:rPr>
+          <w:rFonts w:ascii="Times New Roman" w:hAnsi="Times New Roman" w:cs="Times New Roman"/>
+          <w:noProof/>
+          <w:sz w:val="28"/>
+          <w:szCs w:val="28"/>
+          <w:lang w:eastAsia="uk-UA"/>
+        </w:rPr>
+        <w:drawing>
+          <wp:inline distT="0" distB="0" distL="0" distR="0" wp14:anchorId="336B28A0" wp14:editId="7AB8B80C">
+            <wp:extent cx="4682066" cy="2897449"/>
+            <wp:effectExtent l="0" t="0" r="4445" b="0"/>
+            <wp:docPr id="2" name="Рисунок 2"/>
+            <wp:cNvGraphicFramePr>
+              <a:graphicFrameLocks xmlns:a="http://schemas.openxmlformats.org/drawingml/2006/main" noChangeAspect="1"/>
+            </wp:cNvGraphicFramePr>
+            <a:graphic xmlns:a="http://schemas.openxmlformats.org/drawingml/2006/main">
+              <a:graphicData uri="http://schemas.openxmlformats.org/drawingml/2006/picture">
+                <pic:pic xmlns:pic="http://schemas.openxmlformats.org/drawingml/2006/picture">
+                  <pic:nvPicPr>
+                    <pic:cNvPr id="1" name=""/>
+                    <pic:cNvPicPr/>
+                  </pic:nvPicPr>
+                  <pic:blipFill>
+                    <a:blip r:embed="rId6"/>
+                    <a:stretch>
+                      <a:fillRect/>
+                    </a:stretch>
+                  </pic:blipFill>
+                  <pic:spPr>
+                    <a:xfrm>
+                      <a:off x="0" y="0"/>
+                      <a:ext cx="4709951" cy="2914705"/>
+                    </a:xfrm>
+                    <a:prstGeom prst="rect">
+                      <a:avLst/>
+                    </a:prstGeom>
+                  </pic:spPr>
+                </pic:pic>
+              </a:graphicData>
+            </a:graphic>
+          </wp:inline>
+        </w:drawing>
+      </w:r>
+    </w:p>
+    <w:p>
+      <w:pPr>
+        <w:jc w:val="both"/>
+        <w:rPr>
+          <w:rFonts w:ascii="Times New Roman" w:hAnsi="Times New Roman" w:cs="Times New Roman"/>
+          <w:sz w:val="28"/>
+          <w:szCs w:val="28"/>
+        </w:rPr>
+      </w:pPr>
+      <w:r>
+        <w:rPr>
+          <w:rFonts w:ascii="Times New Roman" w:hAnsi="Times New Roman" w:cs="Times New Roman"/>
+          <w:sz w:val="28"/>
+          <w:szCs w:val="28"/>
+        </w:rPr>
+        <w:lastRenderedPageBreak/>
+        <w:t xml:space="preserve">3. Створіть </w:t>
+      </w:r>
+      <w:proofErr w:type="spellStart"/>
+      <w:r>
+        <w:rPr>
+          <w:rFonts w:ascii="Times New Roman" w:hAnsi="Times New Roman" w:cs="Times New Roman"/>
+          <w:sz w:val="28"/>
+          <w:szCs w:val="28"/>
+        </w:rPr>
+        <w:t>Jenkins</w:t>
+      </w:r>
+      <w:proofErr w:type="spellEnd"/>
+      <w:r>
+        <w:rPr>
+          <w:rFonts w:ascii="Times New Roman" w:hAnsi="Times New Roman" w:cs="Times New Roman"/>
+          <w:sz w:val="28"/>
+          <w:szCs w:val="28"/>
+        </w:rPr>
+        <w:t xml:space="preserve"> </w:t>
+      </w:r>
+      <w:proofErr w:type="spellStart"/>
+      <w:r>
+        <w:rPr>
+          <w:rFonts w:ascii="Times New Roman" w:hAnsi="Times New Roman" w:cs="Times New Roman"/>
+          <w:sz w:val="28"/>
+          <w:szCs w:val="28"/>
+        </w:rPr>
+        <w:t>pipeline</w:t>
+      </w:r>
+      <w:proofErr w:type="spellEnd"/>
+      <w:r>
+        <w:rPr>
+          <w:rFonts w:ascii="Times New Roman" w:hAnsi="Times New Roman" w:cs="Times New Roman"/>
+          <w:sz w:val="28"/>
+          <w:szCs w:val="28"/>
+        </w:rPr>
+        <w:t xml:space="preserve"> з наступними етапами: збирання проекту(вихідний код знаходиться у </w:t>
+      </w:r>
+      <w:proofErr w:type="spellStart"/>
+      <w:r>
+        <w:rPr>
+          <w:rFonts w:ascii="Times New Roman" w:hAnsi="Times New Roman" w:cs="Times New Roman"/>
+          <w:sz w:val="28"/>
+          <w:szCs w:val="28"/>
+        </w:rPr>
+        <w:t>GitHub</w:t>
+      </w:r>
+      <w:proofErr w:type="spellEnd"/>
+      <w:r>
+        <w:rPr>
+          <w:rFonts w:ascii="Times New Roman" w:hAnsi="Times New Roman" w:cs="Times New Roman"/>
+          <w:sz w:val="28"/>
+          <w:szCs w:val="28"/>
+        </w:rPr>
+        <w:t xml:space="preserve"> </w:t>
+      </w:r>
+      <w:proofErr w:type="spellStart"/>
+      <w:r>
+        <w:rPr>
+          <w:rFonts w:ascii="Times New Roman" w:hAnsi="Times New Roman" w:cs="Times New Roman"/>
+          <w:sz w:val="28"/>
+          <w:szCs w:val="28"/>
+        </w:rPr>
+        <w:t>репозиторії</w:t>
+      </w:r>
+      <w:proofErr w:type="spellEnd"/>
+      <w:r>
+        <w:rPr>
+          <w:rFonts w:ascii="Times New Roman" w:hAnsi="Times New Roman" w:cs="Times New Roman"/>
+          <w:sz w:val="28"/>
+          <w:szCs w:val="28"/>
+        </w:rPr>
+        <w:t xml:space="preserve">), запуск тестів, доставка складеного продукту (в рамках доставки потрібно помістити складений проект у папку </w:t>
+      </w:r>
+      <w:proofErr w:type="spellStart"/>
+      <w:r>
+        <w:rPr>
+          <w:rFonts w:ascii="Times New Roman" w:hAnsi="Times New Roman" w:cs="Times New Roman"/>
+          <w:sz w:val="28"/>
+          <w:szCs w:val="28"/>
+        </w:rPr>
+        <w:t>cargo</w:t>
+      </w:r>
+      <w:proofErr w:type="spellEnd"/>
+      <w:r>
+        <w:rPr>
+          <w:rFonts w:ascii="Times New Roman" w:hAnsi="Times New Roman" w:cs="Times New Roman"/>
+          <w:sz w:val="28"/>
+          <w:szCs w:val="28"/>
+        </w:rPr>
+        <w:t xml:space="preserve"> на робочому комп’ютері). </w:t>
+      </w:r>
+    </w:p>
+    <w:p>
+      <w:pPr>
+        <w:jc w:val="both"/>
+        <w:rPr>
+          <w:rFonts w:ascii="Times New Roman" w:hAnsi="Times New Roman" w:cs="Times New Roman"/>
+          <w:sz w:val="28"/>
+          <w:szCs w:val="28"/>
+        </w:rPr>
+      </w:pPr>
+      <w:r>
+        <w:rPr>
+          <w:rFonts w:ascii="Times New Roman" w:hAnsi="Times New Roman" w:cs="Times New Roman"/>
+          <w:noProof/>
+          <w:sz w:val="28"/>
+          <w:szCs w:val="28"/>
+          <w:lang w:eastAsia="uk-UA"/>
+        </w:rPr>
+        <w:drawing>
+          <wp:inline distT="0" distB="0" distL="0" distR="0" wp14:anchorId="5CBB96A0" wp14:editId="415A58E4">
+            <wp:extent cx="6120765" cy="7813040"/>
+            <wp:effectExtent l="0" t="0" r="0" b="0"/>
+            <wp:docPr id="3" name="Рисунок 3"/>
+            <wp:cNvGraphicFramePr>
+              <a:graphicFrameLocks xmlns:a="http://schemas.openxmlformats.org/drawingml/2006/main" noChangeAspect="1"/>
+            </wp:cNvGraphicFramePr>
+            <a:graphic xmlns:a="http://schemas.openxmlformats.org/drawingml/2006/main">
+              <a:graphicData uri="http://schemas.openxmlformats.org/drawingml/2006/picture">
+                <pic:pic xmlns:pic="http://schemas.openxmlformats.org/drawingml/2006/picture">
+                  <pic:nvPicPr>
+                    <pic:cNvPr id="1" name=""/>
+                    <pic:cNvPicPr/>
+                  </pic:nvPicPr>
+                  <pic:blipFill>
+                    <a:blip r:embed="rId7"/>
+                    <a:stretch>
+                      <a:fillRect/>
+                    </a:stretch>
+                  </pic:blipFill>
+                  <pic:spPr>
+                    <a:xfrm>
+                      <a:off x="0" y="0"/>
+                      <a:ext cx="6120765" cy="7813040"/>
+                    </a:xfrm>
+                    <a:prstGeom prst="rect">
+                      <a:avLst/>
+                    </a:prstGeom>
+                  </pic:spPr>
+                </pic:pic>
+              </a:graphicData>
+            </a:graphic>
+          </wp:inline>
+        </w:drawing>
+      </w:r>
+    </w:p>
+    <w:p>
+      <w:pPr>
+        <w:jc w:val="both"/>
+        <w:rPr>
+          <w:rFonts w:ascii="Times New Roman" w:hAnsi="Times New Roman" w:cs="Times New Roman"/>
+          <w:sz w:val="28"/>
+          <w:szCs w:val="28"/>
+        </w:rPr>
+      </w:pPr>
+      <w:r>
+        <w:rPr>
+          <w:rFonts w:ascii="Times New Roman" w:hAnsi="Times New Roman" w:cs="Times New Roman"/>
+          <w:noProof/>
+          <w:sz w:val="28"/>
+          <w:szCs w:val="28"/>
+          <w:lang w:eastAsia="uk-UA"/>
+        </w:rPr>
+        <w:lastRenderedPageBreak/>
+        <w:drawing>
+          <wp:inline distT="0" distB="0" distL="0" distR="0" wp14:anchorId="187A8A35" wp14:editId="765543D0">
+            <wp:extent cx="6120765" cy="4570095"/>
+            <wp:effectExtent l="0" t="0" r="0" b="1905"/>
+            <wp:docPr id="4" name="Рисунок 4"/>
+            <wp:cNvGraphicFramePr>
+              <a:graphicFrameLocks xmlns:a="http://schemas.openxmlformats.org/drawingml/2006/main" noChangeAspect="1"/>
+            </wp:cNvGraphicFramePr>
+            <a:graphic xmlns:a="http://schemas.openxmlformats.org/drawingml/2006/main">
+              <a:graphicData uri="http://schemas.openxmlformats.org/drawingml/2006/picture">
+                <pic:pic xmlns:pic="http://schemas.openxmlformats.org/drawingml/2006/picture">
+                  <pic:nvPicPr>
+                    <pic:cNvPr id="1" name=""/>
+                    <pic:cNvPicPr/>
+                  </pic:nvPicPr>
+                  <pic:blipFill>
+                    <a:blip r:embed="rId8"/>
+                    <a:stretch>
+                      <a:fillRect/>
+                    </a:stretch>
+                  </pic:blipFill>
+                  <pic:spPr>
+                    <a:xfrm>
+                      <a:off x="0" y="0"/>
+                      <a:ext cx="6120765" cy="4570095"/>
+                    </a:xfrm>
+                    <a:prstGeom prst="rect">
+                      <a:avLst/>
+                    </a:prstGeom>
+                  </pic:spPr>
+                </pic:pic>
+              </a:graphicData>
+            </a:graphic>
+          </wp:inline>
+        </w:drawing>
+      </w:r>
+    </w:p>
+    <w:p>
+      <w:pPr>
+        <w:jc w:val="both"/>
+        <w:rPr>
+          <w:rFonts w:ascii="Times New Roman" w:hAnsi="Times New Roman" w:cs="Times New Roman"/>
+          <w:sz w:val="28"/>
+          <w:szCs w:val="28"/>
+        </w:rPr>
+      </w:pPr>
+      <w:r>
+        <w:rPr>
+          <w:rFonts w:ascii="Times New Roman" w:hAnsi="Times New Roman" w:cs="Times New Roman"/>
+          <w:noProof/>
+          <w:sz w:val="28"/>
+          <w:szCs w:val="28"/>
+          <w:lang w:eastAsia="uk-UA"/>
+        </w:rPr>
+        <w:lastRenderedPageBreak/>
+        <w:drawing>
+          <wp:inline distT="0" distB="0" distL="0" distR="0" wp14:anchorId="3C7A8240" wp14:editId="16FAAAEB">
+            <wp:extent cx="6120765" cy="7037070"/>
+            <wp:effectExtent l="0" t="0" r="0" b="0"/>
+            <wp:docPr id="5" name="Рисунок 5"/>
+            <wp:cNvGraphicFramePr>
+              <a:graphicFrameLocks xmlns:a="http://schemas.openxmlformats.org/drawingml/2006/main" noChangeAspect="1"/>
+            </wp:cNvGraphicFramePr>
+            <a:graphic xmlns:a="http://schemas.openxmlformats.org/drawingml/2006/main">
+              <a:graphicData uri="http://schemas.openxmlformats.org/drawingml/2006/picture">
+                <pic:pic xmlns:pic="http://schemas.openxmlformats.org/drawingml/2006/picture">
+                  <pic:nvPicPr>
+                    <pic:cNvPr id="1" name=""/>
+                    <pic:cNvPicPr/>
+                  </pic:nvPicPr>
+                  <pic:blipFill>
+                    <a:blip r:embed="rId9"/>
+                    <a:stretch>
+                      <a:fillRect/>
+                    </a:stretch>
+                  </pic:blipFill>
+                  <pic:spPr>
+                    <a:xfrm>
+                      <a:off x="0" y="0"/>
+                      <a:ext cx="6120765" cy="7037070"/>
+                    </a:xfrm>
+                    <a:prstGeom prst="rect">
+                      <a:avLst/>
+                    </a:prstGeom>
+                  </pic:spPr>
+                </pic:pic>
+              </a:graphicData>
+            </a:graphic>
+          </wp:inline>
+        </w:drawing>
+      </w:r>
+    </w:p>
+    <w:p>
+      <w:pPr>
+        <w:jc w:val="both"/>
+        <w:rPr>
+          <w:rFonts w:ascii="Times New Roman" w:hAnsi="Times New Roman" w:cs="Times New Roman"/>
+          <w:sz w:val="28"/>
+          <w:szCs w:val="28"/>
+        </w:rPr>
+      </w:pPr>
+      <w:r>
+        <w:rPr>
+          <w:rFonts w:ascii="Times New Roman" w:hAnsi="Times New Roman" w:cs="Times New Roman"/>
+          <w:noProof/>
+          <w:sz w:val="28"/>
+          <w:szCs w:val="28"/>
+          <w:lang w:eastAsia="uk-UA"/>
+        </w:rPr>
+        <w:lastRenderedPageBreak/>
+        <w:drawing>
+          <wp:inline distT="0" distB="0" distL="0" distR="0" wp14:anchorId="4D19A237" wp14:editId="156E385B">
+            <wp:extent cx="6066046" cy="6454699"/>
+            <wp:effectExtent l="0" t="0" r="0" b="3810"/>
+            <wp:docPr id="6" name="Рисунок 6"/>
+            <wp:cNvGraphicFramePr>
+              <a:graphicFrameLocks xmlns:a="http://schemas.openxmlformats.org/drawingml/2006/main" noChangeAspect="1"/>
+            </wp:cNvGraphicFramePr>
+            <a:graphic xmlns:a="http://schemas.openxmlformats.org/drawingml/2006/main">
+              <a:graphicData uri="http://schemas.openxmlformats.org/drawingml/2006/picture">
+                <pic:pic xmlns:pic="http://schemas.openxmlformats.org/drawingml/2006/picture">
+                  <pic:nvPicPr>
+                    <pic:cNvPr id="1" name=""/>
+                    <pic:cNvPicPr/>
+                  </pic:nvPicPr>
+                  <pic:blipFill>
+                    <a:blip r:embed="rId10"/>
+                    <a:stretch>
+                      <a:fillRect/>
+                    </a:stretch>
+                  </pic:blipFill>
+                  <pic:spPr>
+                    <a:xfrm>
+                      <a:off x="0" y="0"/>
+                      <a:ext cx="6066046" cy="6454699"/>
+                    </a:xfrm>
+                    <a:prstGeom prst="rect">
+                      <a:avLst/>
+                    </a:prstGeom>
+                  </pic:spPr>
+                </pic:pic>
+              </a:graphicData>
+            </a:graphic>
+          </wp:inline>
+        </w:drawing>
+      </w:r>
+    </w:p>
+    <w:p>
+      <w:pPr>
+        <w:jc w:val="both"/>
+        <w:rPr>
+          <w:rFonts w:ascii="Times New Roman" w:hAnsi="Times New Roman" w:cs="Times New Roman"/>
+          <w:sz w:val="28"/>
+          <w:szCs w:val="28"/>
+        </w:rPr>
+      </w:pPr>
+      <w:r>
+        <w:rPr>
+          <w:rFonts w:ascii="Times New Roman" w:hAnsi="Times New Roman" w:cs="Times New Roman"/>
+          <w:noProof/>
+          <w:sz w:val="28"/>
+          <w:szCs w:val="28"/>
+          <w:lang w:eastAsia="uk-UA"/>
+        </w:rPr>
+        <w:lastRenderedPageBreak/>
+        <w:drawing>
+          <wp:inline distT="0" distB="0" distL="0" distR="0" wp14:anchorId="58EE1187" wp14:editId="509FF8B8">
+            <wp:extent cx="6120765" cy="4740910"/>
+            <wp:effectExtent l="0" t="0" r="0" b="2540"/>
+            <wp:docPr id="7" name="Рисунок 7"/>
+            <wp:cNvGraphicFramePr>
+              <a:graphicFrameLocks xmlns:a="http://schemas.openxmlformats.org/drawingml/2006/main" noChangeAspect="1"/>
+            </wp:cNvGraphicFramePr>
+            <a:graphic xmlns:a="http://schemas.openxmlformats.org/drawingml/2006/main">
+              <a:graphicData uri="http://schemas.openxmlformats.org/drawingml/2006/picture">
+                <pic:pic xmlns:pic="http://schemas.openxmlformats.org/drawingml/2006/picture">
+                  <pic:nvPicPr>
+                    <pic:cNvPr id="1" name=""/>
+                    <pic:cNvPicPr/>
+                  </pic:nvPicPr>
+                  <pic:blipFill>
+                    <a:blip r:embed="rId11"/>
+                    <a:stretch>
+                      <a:fillRect/>
+                    </a:stretch>
+                  </pic:blipFill>
+                  <pic:spPr>
+                    <a:xfrm>
+                      <a:off x="0" y="0"/>
+                      <a:ext cx="6120765" cy="4740910"/>
+                    </a:xfrm>
+                    <a:prstGeom prst="rect">
+                      <a:avLst/>
+                    </a:prstGeom>
+                  </pic:spPr>
+                </pic:pic>
+              </a:graphicData>
+            </a:graphic>
+          </wp:inline>
+        </w:drawing>
+      </w:r>
+    </w:p>
+    <w:p>
+      <w:pPr>
+        <w:jc w:val="both"/>
+        <w:rPr>
+          <w:rFonts w:ascii="Times New Roman" w:hAnsi="Times New Roman" w:cs="Times New Roman"/>
+          <w:sz w:val="28"/>
+          <w:szCs w:val="28"/>
+        </w:rPr>
+      </w:pPr>
+      <w:r>
+        <w:rPr>
+          <w:rFonts w:ascii="Times New Roman" w:hAnsi="Times New Roman" w:cs="Times New Roman"/>
+          <w:sz w:val="28"/>
+          <w:szCs w:val="28"/>
+        </w:rPr>
+        <w:t xml:space="preserve">4. Успішно виконайте створений </w:t>
+      </w:r>
+      <w:proofErr w:type="spellStart"/>
+      <w:r>
+        <w:rPr>
+          <w:rFonts w:ascii="Times New Roman" w:hAnsi="Times New Roman" w:cs="Times New Roman"/>
+          <w:sz w:val="28"/>
+          <w:szCs w:val="28"/>
+        </w:rPr>
+        <w:t>Jenkins</w:t>
+      </w:r>
+      <w:proofErr w:type="spellEnd"/>
+      <w:r>
+        <w:rPr>
+          <w:rFonts w:ascii="Times New Roman" w:hAnsi="Times New Roman" w:cs="Times New Roman"/>
+          <w:sz w:val="28"/>
+          <w:szCs w:val="28"/>
+        </w:rPr>
+        <w:t xml:space="preserve"> </w:t>
+      </w:r>
+      <w:proofErr w:type="spellStart"/>
+      <w:r>
+        <w:rPr>
+          <w:rFonts w:ascii="Times New Roman" w:hAnsi="Times New Roman" w:cs="Times New Roman"/>
+          <w:sz w:val="28"/>
+          <w:szCs w:val="28"/>
+        </w:rPr>
+        <w:t>pipeline</w:t>
+      </w:r>
+      <w:proofErr w:type="spellEnd"/>
+    </w:p>
+    <w:p>
+      <w:pPr>
+        <w:jc w:val="both"/>
+        <w:rPr>
+          <w:rFonts w:ascii="Times New Roman" w:hAnsi="Times New Roman" w:cs="Times New Roman"/>
+          <w:sz w:val="28"/>
+          <w:szCs w:val="28"/>
+        </w:rPr>
+      </w:pPr>
+      <w:r>
+        <w:rPr>
+          <w:rFonts w:ascii="Times New Roman" w:hAnsi="Times New Roman" w:cs="Times New Roman"/>
+          <w:noProof/>
+          <w:sz w:val="28"/>
+          <w:szCs w:val="28"/>
+          <w:lang w:eastAsia="uk-UA"/>
+        </w:rPr>
+        <w:lastRenderedPageBreak/>
+        <w:drawing>
+          <wp:inline distT="0" distB="0" distL="0" distR="0" wp14:anchorId="280896A7" wp14:editId="1597CDBA">
+            <wp:extent cx="6120765" cy="6452235"/>
+            <wp:effectExtent l="0" t="0" r="0" b="5715"/>
+            <wp:docPr id="9" name="Рисунок 9"/>
+            <wp:cNvGraphicFramePr>
+              <a:graphicFrameLocks xmlns:a="http://schemas.openxmlformats.org/drawingml/2006/main" noChangeAspect="1"/>
+            </wp:cNvGraphicFramePr>
+            <a:graphic xmlns:a="http://schemas.openxmlformats.org/drawingml/2006/main">
+              <a:graphicData uri="http://schemas.openxmlformats.org/drawingml/2006/picture">
+                <pic:pic xmlns:pic="http://schemas.openxmlformats.org/drawingml/2006/picture">
+                  <pic:nvPicPr>
+                    <pic:cNvPr id="1" name=""/>
+                    <pic:cNvPicPr/>
+                  </pic:nvPicPr>
+                  <pic:blipFill>
+                    <a:blip r:embed="rId12"/>
+                    <a:stretch>
+                      <a:fillRect/>
+                    </a:stretch>
+                  </pic:blipFill>
+                  <pic:spPr>
+                    <a:xfrm>
+                      <a:off x="0" y="0"/>
+                      <a:ext cx="6120765" cy="6452235"/>
+                    </a:xfrm>
+                    <a:prstGeom prst="rect">
+                      <a:avLst/>
+                    </a:prstGeom>
+                  </pic:spPr>
+                </pic:pic>
+              </a:graphicData>
+            </a:graphic>
+          </wp:inline>
+        </w:drawing>
+      </w:r>
+    </w:p>
+    <w:p>
+      <w:pPr>
+        <w:jc w:val="both"/>
+        <w:rPr>
+          <w:rFonts w:ascii="Times New Roman" w:hAnsi="Times New Roman" w:cs="Times New Roman"/>
+          <w:sz w:val="28"/>
+          <w:szCs w:val="28"/>
+        </w:rPr>
+      </w:pPr>
+      <w:proofErr w:type="spellStart"/>
+      <w:r>
+        <w:rPr>
+          <w:rFonts w:ascii="Times New Roman" w:hAnsi="Times New Roman" w:cs="Times New Roman"/>
+          <w:sz w:val="28"/>
+          <w:szCs w:val="28"/>
+        </w:rPr>
+        <w:t>pipeline</w:t>
+      </w:r>
+      <w:proofErr w:type="spellEnd"/>
+      <w:r>
+        <w:rPr>
+          <w:rFonts w:ascii="Times New Roman" w:hAnsi="Times New Roman" w:cs="Times New Roman"/>
+          <w:sz w:val="28"/>
+          <w:szCs w:val="28"/>
+        </w:rPr>
+        <w:t xml:space="preserve"> {</w:t>
+      </w:r>
+    </w:p>
+    <w:p>
+      <w:pPr>
+        <w:jc w:val="both"/>
+        <w:rPr>
+          <w:rFonts w:ascii="Times New Roman" w:hAnsi="Times New Roman" w:cs="Times New Roman"/>
+          <w:sz w:val="28"/>
+          <w:szCs w:val="28"/>
+        </w:rPr>
+      </w:pPr>
+      <w:r>
+        <w:rPr>
+          <w:rFonts w:ascii="Times New Roman" w:hAnsi="Times New Roman" w:cs="Times New Roman"/>
+          <w:sz w:val="28"/>
+          <w:szCs w:val="28"/>
+        </w:rPr>
+        <w:t xml:space="preserve">    </w:t>
+      </w:r>
+      <w:proofErr w:type="spellStart"/>
+      <w:r>
+        <w:rPr>
+          <w:rFonts w:ascii="Times New Roman" w:hAnsi="Times New Roman" w:cs="Times New Roman"/>
+          <w:sz w:val="28"/>
+          <w:szCs w:val="28"/>
+        </w:rPr>
+        <w:t>agent</w:t>
+      </w:r>
+      <w:proofErr w:type="spellEnd"/>
+      <w:r>
+        <w:rPr>
+          <w:rFonts w:ascii="Times New Roman" w:hAnsi="Times New Roman" w:cs="Times New Roman"/>
+          <w:sz w:val="28"/>
+          <w:szCs w:val="28"/>
+        </w:rPr>
+        <w:t xml:space="preserve"> </w:t>
+      </w:r>
+      <w:proofErr w:type="spellStart"/>
+      <w:r>
+        <w:rPr>
+          <w:rFonts w:ascii="Times New Roman" w:hAnsi="Times New Roman" w:cs="Times New Roman"/>
+          <w:sz w:val="28"/>
+          <w:szCs w:val="28"/>
+        </w:rPr>
+        <w:t>any</w:t>
+      </w:r>
+      <w:proofErr w:type="spellEnd"/>
+    </w:p>
+    <w:p>
+      <w:pPr>
+        <w:jc w:val="both"/>
+        <w:rPr>
+          <w:rFonts w:ascii="Times New Roman" w:hAnsi="Times New Roman" w:cs="Times New Roman"/>
+          <w:sz w:val="28"/>
+          <w:szCs w:val="28"/>
+        </w:rPr>
+      </w:pPr>
+      <w:r>
+        <w:rPr>
+          <w:rFonts w:ascii="Times New Roman" w:hAnsi="Times New Roman" w:cs="Times New Roman"/>
+          <w:sz w:val="28"/>
+          <w:szCs w:val="28"/>
+        </w:rPr>
+        <w:t xml:space="preserve">    </w:t>
+      </w:r>
+      <w:proofErr w:type="spellStart"/>
+      <w:r>
+        <w:rPr>
+          <w:rFonts w:ascii="Times New Roman" w:hAnsi="Times New Roman" w:cs="Times New Roman"/>
+          <w:sz w:val="28"/>
+          <w:szCs w:val="28"/>
+        </w:rPr>
+        <w:t>stages</w:t>
+      </w:r>
+      <w:proofErr w:type="spellEnd"/>
+      <w:r>
+        <w:rPr>
+          <w:rFonts w:ascii="Times New Roman" w:hAnsi="Times New Roman" w:cs="Times New Roman"/>
+          <w:sz w:val="28"/>
+          <w:szCs w:val="28"/>
+        </w:rPr>
+        <w:t xml:space="preserve"> {</w:t>
+      </w:r>
+    </w:p>
+    <w:p>
+      <w:pPr>
+        <w:jc w:val="both"/>
+        <w:rPr>
+          <w:rFonts w:ascii="Times New Roman" w:hAnsi="Times New Roman" w:cs="Times New Roman"/>
+          <w:sz w:val="28"/>
+          <w:szCs w:val="28"/>
+        </w:rPr>
+      </w:pPr>
+      <w:r>
+        <w:rPr>
+          <w:rFonts w:ascii="Times New Roman" w:hAnsi="Times New Roman" w:cs="Times New Roman"/>
+          <w:sz w:val="28"/>
+          <w:szCs w:val="28"/>
+        </w:rPr>
+        <w:t xml:space="preserve">        </w:t>
+      </w:r>
+      <w:proofErr w:type="spellStart"/>
+      <w:r>
+        <w:rPr>
+          <w:rFonts w:ascii="Times New Roman" w:hAnsi="Times New Roman" w:cs="Times New Roman"/>
+          <w:sz w:val="28"/>
+          <w:szCs w:val="28"/>
+        </w:rPr>
+        <w:t>stage</w:t>
+      </w:r>
+      <w:proofErr w:type="spellEnd"/>
+      <w:r>
+        <w:rPr>
+          <w:rFonts w:ascii="Times New Roman" w:hAnsi="Times New Roman" w:cs="Times New Roman"/>
+          <w:sz w:val="28"/>
+          <w:szCs w:val="28"/>
+        </w:rPr>
+        <w:t>('</w:t>
+      </w:r>
+      <w:proofErr w:type="spellStart"/>
+      <w:r>
+        <w:rPr>
+          <w:rFonts w:ascii="Times New Roman" w:hAnsi="Times New Roman" w:cs="Times New Roman"/>
+          <w:sz w:val="28"/>
+          <w:szCs w:val="28"/>
+        </w:rPr>
+        <w:t>Checkout</w:t>
+      </w:r>
+      <w:proofErr w:type="spellEnd"/>
+      <w:r>
+        <w:rPr>
+          <w:rFonts w:ascii="Times New Roman" w:hAnsi="Times New Roman" w:cs="Times New Roman"/>
+          <w:sz w:val="28"/>
+          <w:szCs w:val="28"/>
+        </w:rPr>
+        <w:t>') {</w:t>
+      </w:r>
+    </w:p>
+    <w:p>
+      <w:pPr>
+        <w:jc w:val="both"/>
+        <w:rPr>
+          <w:rFonts w:ascii="Times New Roman" w:hAnsi="Times New Roman" w:cs="Times New Roman"/>
+          <w:sz w:val="28"/>
+          <w:szCs w:val="28"/>
+        </w:rPr>
+      </w:pPr>
+      <w:r>
+        <w:rPr>
+          <w:rFonts w:ascii="Times New Roman" w:hAnsi="Times New Roman" w:cs="Times New Roman"/>
+          <w:sz w:val="28"/>
+          <w:szCs w:val="28"/>
+        </w:rPr>
+        <w:t xml:space="preserve">            </w:t>
+      </w:r>
+      <w:proofErr w:type="spellStart"/>
+      <w:r>
+        <w:rPr>
+          <w:rFonts w:ascii="Times New Roman" w:hAnsi="Times New Roman" w:cs="Times New Roman"/>
+          <w:sz w:val="28"/>
+          <w:szCs w:val="28"/>
+        </w:rPr>
+        <w:t>steps</w:t>
+      </w:r>
+      <w:proofErr w:type="spellEnd"/>
+      <w:r>
+        <w:rPr>
+          <w:rFonts w:ascii="Times New Roman" w:hAnsi="Times New Roman" w:cs="Times New Roman"/>
+          <w:sz w:val="28"/>
+          <w:szCs w:val="28"/>
+        </w:rPr>
+        <w:t xml:space="preserve"> {</w:t>
+      </w:r>
+    </w:p>
+    <w:p>
+      <w:pPr>
+        <w:jc w:val="both"/>
+        <w:rPr>
+          <w:rFonts w:ascii="Times New Roman" w:hAnsi="Times New Roman" w:cs="Times New Roman"/>
+          <w:sz w:val="28"/>
+          <w:szCs w:val="28"/>
+        </w:rPr>
+      </w:pPr>
+      <w:r>
+        <w:rPr>
+          <w:rFonts w:ascii="Times New Roman" w:hAnsi="Times New Roman" w:cs="Times New Roman"/>
+          <w:sz w:val="28"/>
+          <w:szCs w:val="28"/>
+        </w:rPr>
+        <w:t xml:space="preserve">                </w:t>
+      </w:r>
+      <w:proofErr w:type="spellStart"/>
+      <w:r>
+        <w:rPr>
+          <w:rFonts w:ascii="Times New Roman" w:hAnsi="Times New Roman" w:cs="Times New Roman"/>
+          <w:sz w:val="28"/>
+          <w:szCs w:val="28"/>
+        </w:rPr>
+        <w:t>echo</w:t>
+      </w:r>
+      <w:proofErr w:type="spellEnd"/>
+      <w:r>
+        <w:rPr>
+          <w:rFonts w:ascii="Times New Roman" w:hAnsi="Times New Roman" w:cs="Times New Roman"/>
+          <w:sz w:val="28"/>
+          <w:szCs w:val="28"/>
+        </w:rPr>
+        <w:t xml:space="preserve"> 'Завантажуємо код з </w:t>
+      </w:r>
+      <w:proofErr w:type="spellStart"/>
+      <w:r>
+        <w:rPr>
+          <w:rFonts w:ascii="Times New Roman" w:hAnsi="Times New Roman" w:cs="Times New Roman"/>
+          <w:sz w:val="28"/>
+          <w:szCs w:val="28"/>
+        </w:rPr>
+        <w:t>GitHub</w:t>
+      </w:r>
+      <w:proofErr w:type="spellEnd"/>
+      <w:r>
+        <w:rPr>
+          <w:rFonts w:ascii="Times New Roman" w:hAnsi="Times New Roman" w:cs="Times New Roman"/>
+          <w:sz w:val="28"/>
+          <w:szCs w:val="28"/>
+        </w:rPr>
+        <w:t>...'</w:t>
+      </w:r>
+    </w:p>
+    <w:p>
+      <w:pPr>
+        <w:jc w:val="both"/>
+        <w:rPr>
+          <w:rFonts w:ascii="Times New Roman" w:hAnsi="Times New Roman" w:cs="Times New Roman"/>
+          <w:sz w:val="28"/>
+          <w:szCs w:val="28"/>
+        </w:rPr>
+      </w:pPr>
+      <w:r>
+        <w:rPr>
+          <w:rFonts w:ascii="Times New Roman" w:hAnsi="Times New Roman" w:cs="Times New Roman"/>
+          <w:sz w:val="28"/>
+          <w:szCs w:val="28"/>
+        </w:rPr>
+        <w:t xml:space="preserve">                // Підключаємо твій </w:t>
+      </w:r>
+      <w:proofErr w:type="spellStart"/>
+      <w:r>
+        <w:rPr>
+          <w:rFonts w:ascii="Times New Roman" w:hAnsi="Times New Roman" w:cs="Times New Roman"/>
+          <w:sz w:val="28"/>
+          <w:szCs w:val="28"/>
+        </w:rPr>
+        <w:t>репозиторій</w:t>
+      </w:r>
+      <w:proofErr w:type="spellEnd"/>
+    </w:p>
+    <w:p>
+      <w:pPr>
+        <w:jc w:val="both"/>
+        <w:rPr>
+          <w:rFonts w:ascii="Times New Roman" w:hAnsi="Times New Roman" w:cs="Times New Roman"/>
+          <w:sz w:val="28"/>
+          <w:szCs w:val="28"/>
+        </w:rPr>
+      </w:pPr>
+      <w:r>
+        <w:rPr>
+          <w:rFonts w:ascii="Times New Roman" w:hAnsi="Times New Roman" w:cs="Times New Roman"/>
+          <w:sz w:val="28"/>
+          <w:szCs w:val="28"/>
+        </w:rPr>
+        <w:t xml:space="preserve">                </w:t>
+      </w:r>
+      <w:proofErr w:type="spellStart"/>
+      <w:r>
+        <w:rPr>
+          <w:rFonts w:ascii="Times New Roman" w:hAnsi="Times New Roman" w:cs="Times New Roman"/>
+          <w:sz w:val="28"/>
+          <w:szCs w:val="28"/>
+        </w:rPr>
+        <w:t>git</w:t>
+      </w:r>
+      <w:proofErr w:type="spellEnd"/>
+      <w:r>
+        <w:rPr>
+          <w:rFonts w:ascii="Times New Roman" w:hAnsi="Times New Roman" w:cs="Times New Roman"/>
+          <w:sz w:val="28"/>
+          <w:szCs w:val="28"/>
+        </w:rPr>
+        <w:t xml:space="preserve"> url: 'https://github.com/Finiik/Lab_6.git', </w:t>
+      </w:r>
+      <w:proofErr w:type="spellStart"/>
+      <w:r>
+        <w:rPr>
+          <w:rFonts w:ascii="Times New Roman" w:hAnsi="Times New Roman" w:cs="Times New Roman"/>
+          <w:sz w:val="28"/>
+          <w:szCs w:val="28"/>
+        </w:rPr>
+        <w:t>branch</w:t>
+      </w:r>
+      <w:proofErr w:type="spellEnd"/>
+      <w:r>
+        <w:rPr>
+          <w:rFonts w:ascii="Times New Roman" w:hAnsi="Times New Roman" w:cs="Times New Roman"/>
+          <w:sz w:val="28"/>
+          <w:szCs w:val="28"/>
+        </w:rPr>
+        <w:t>: '</w:t>
+      </w:r>
+      <w:proofErr w:type="spellStart"/>
+      <w:r>
+        <w:rPr>
+          <w:rFonts w:ascii="Times New Roman" w:hAnsi="Times New Roman" w:cs="Times New Roman"/>
+          <w:sz w:val="28"/>
+          <w:szCs w:val="28"/>
+        </w:rPr>
+        <w:t>main</w:t>
+      </w:r>
+      <w:proofErr w:type="spellEnd"/>
+      <w:r>
+        <w:rPr>
+          <w:rFonts w:ascii="Times New Roman" w:hAnsi="Times New Roman" w:cs="Times New Roman"/>
+          <w:sz w:val="28"/>
+          <w:szCs w:val="28"/>
+        </w:rPr>
+        <w:t>'</w:t>
+      </w:r>
+    </w:p>
+    <w:p>
+      <w:pPr>
+        <w:jc w:val="both"/>
+        <w:rPr>
+          <w:rFonts w:ascii="Times New Roman" w:hAnsi="Times New Roman" w:cs="Times New Roman"/>
+          <w:sz w:val="28"/>
+          <w:szCs w:val="28"/>
+        </w:rPr>
+      </w:pPr>
+      <w:r>
+        <w:rPr>
+          <w:rFonts w:ascii="Times New Roman" w:hAnsi="Times New Roman" w:cs="Times New Roman"/>
+          <w:sz w:val="28"/>
+          <w:szCs w:val="28"/>
+        </w:rPr>
+        <w:t xml:space="preserve">            }</w:t>
+      </w:r>
+    </w:p>
+    <w:p>
+      <w:pPr>
+        <w:jc w:val="both"/>
+        <w:rPr>
+          <w:rFonts w:ascii="Times New Roman" w:hAnsi="Times New Roman" w:cs="Times New Roman"/>
+          <w:sz w:val="28"/>
+          <w:szCs w:val="28"/>
+        </w:rPr>
+      </w:pPr>
+      <w:r>
+        <w:rPr>
+          <w:rFonts w:ascii="Times New Roman" w:hAnsi="Times New Roman" w:cs="Times New Roman"/>
+          <w:sz w:val="28"/>
+          <w:szCs w:val="28"/>
+        </w:rPr>
+        <w:lastRenderedPageBreak/>
+        <w:t xml:space="preserve">        }</w:t>
+      </w:r>
+    </w:p>
+    <w:p>
+      <w:pPr>
+        <w:jc w:val="both"/>
+        <w:rPr>
+          <w:rFonts w:ascii="Times New Roman" w:hAnsi="Times New Roman" w:cs="Times New Roman"/>
+          <w:sz w:val="28"/>
+          <w:szCs w:val="28"/>
+        </w:rPr>
+      </w:pPr>
+      <w:r>
+        <w:rPr>
+          <w:rFonts w:ascii="Times New Roman" w:hAnsi="Times New Roman" w:cs="Times New Roman"/>
+          <w:sz w:val="28"/>
+          <w:szCs w:val="28"/>
+        </w:rPr>
+        <w:t xml:space="preserve">        </w:t>
+      </w:r>
+      <w:proofErr w:type="spellStart"/>
+      <w:r>
+        <w:rPr>
+          <w:rFonts w:ascii="Times New Roman" w:hAnsi="Times New Roman" w:cs="Times New Roman"/>
+          <w:sz w:val="28"/>
+          <w:szCs w:val="28"/>
+        </w:rPr>
+        <w:t>stage</w:t>
+      </w:r>
+      <w:proofErr w:type="spellEnd"/>
+      <w:r>
+        <w:rPr>
+          <w:rFonts w:ascii="Times New Roman" w:hAnsi="Times New Roman" w:cs="Times New Roman"/>
+          <w:sz w:val="28"/>
+          <w:szCs w:val="28"/>
+        </w:rPr>
+        <w:t>('</w:t>
+      </w:r>
+      <w:proofErr w:type="spellStart"/>
+      <w:r>
+        <w:rPr>
+          <w:rFonts w:ascii="Times New Roman" w:hAnsi="Times New Roman" w:cs="Times New Roman"/>
+          <w:sz w:val="28"/>
+          <w:szCs w:val="28"/>
+        </w:rPr>
+        <w:t>Build</w:t>
+      </w:r>
+      <w:proofErr w:type="spellEnd"/>
+      <w:r>
+        <w:rPr>
+          <w:rFonts w:ascii="Times New Roman" w:hAnsi="Times New Roman" w:cs="Times New Roman"/>
+          <w:sz w:val="28"/>
+          <w:szCs w:val="28"/>
+        </w:rPr>
+        <w:t xml:space="preserve"> &amp; </w:t>
+      </w:r>
+      <w:proofErr w:type="spellStart"/>
+      <w:r>
+        <w:rPr>
+          <w:rFonts w:ascii="Times New Roman" w:hAnsi="Times New Roman" w:cs="Times New Roman"/>
+          <w:sz w:val="28"/>
+          <w:szCs w:val="28"/>
+        </w:rPr>
+        <w:t>Test</w:t>
+      </w:r>
+      <w:proofErr w:type="spellEnd"/>
+      <w:r>
+        <w:rPr>
+          <w:rFonts w:ascii="Times New Roman" w:hAnsi="Times New Roman" w:cs="Times New Roman"/>
+          <w:sz w:val="28"/>
+          <w:szCs w:val="28"/>
+        </w:rPr>
+        <w:t>') {</w:t>
+      </w:r>
+    </w:p>
+    <w:p>
+      <w:pPr>
+        <w:jc w:val="both"/>
+        <w:rPr>
+          <w:rFonts w:ascii="Times New Roman" w:hAnsi="Times New Roman" w:cs="Times New Roman"/>
+          <w:sz w:val="28"/>
+          <w:szCs w:val="28"/>
+        </w:rPr>
+      </w:pPr>
+      <w:r>
+        <w:rPr>
+          <w:rFonts w:ascii="Times New Roman" w:hAnsi="Times New Roman" w:cs="Times New Roman"/>
+          <w:sz w:val="28"/>
+          <w:szCs w:val="28"/>
+        </w:rPr>
+        <w:t xml:space="preserve">            </w:t>
+      </w:r>
+      <w:proofErr w:type="spellStart"/>
+      <w:r>
+        <w:rPr>
+          <w:rFonts w:ascii="Times New Roman" w:hAnsi="Times New Roman" w:cs="Times New Roman"/>
+          <w:sz w:val="28"/>
+          <w:szCs w:val="28"/>
+        </w:rPr>
+        <w:t>steps</w:t>
+      </w:r>
+      <w:proofErr w:type="spellEnd"/>
+      <w:r>
+        <w:rPr>
+          <w:rFonts w:ascii="Times New Roman" w:hAnsi="Times New Roman" w:cs="Times New Roman"/>
+          <w:sz w:val="28"/>
+          <w:szCs w:val="28"/>
+        </w:rPr>
+        <w:t xml:space="preserve"> {</w:t>
+      </w:r>
+    </w:p>
+    <w:p>
+      <w:pPr>
+        <w:jc w:val="both"/>
+        <w:rPr>
+          <w:rFonts w:ascii="Times New Roman" w:hAnsi="Times New Roman" w:cs="Times New Roman"/>
+          <w:sz w:val="28"/>
+          <w:szCs w:val="28"/>
+        </w:rPr>
+      </w:pPr>
+      <w:r>
+        <w:rPr>
+          <w:rFonts w:ascii="Times New Roman" w:hAnsi="Times New Roman" w:cs="Times New Roman"/>
+          <w:sz w:val="28"/>
+          <w:szCs w:val="28"/>
+        </w:rPr>
+        <w:t xml:space="preserve">                </w:t>
+      </w:r>
+      <w:proofErr w:type="spellStart"/>
+      <w:r>
+        <w:rPr>
+          <w:rFonts w:ascii="Times New Roman" w:hAnsi="Times New Roman" w:cs="Times New Roman"/>
+          <w:sz w:val="28"/>
+          <w:szCs w:val="28"/>
+        </w:rPr>
+        <w:t>npm</w:t>
+      </w:r>
+      <w:proofErr w:type="spellEnd"/>
+      <w:r>
+        <w:rPr>
+          <w:rFonts w:ascii="Times New Roman" w:hAnsi="Times New Roman" w:cs="Times New Roman"/>
+          <w:sz w:val="28"/>
+          <w:szCs w:val="28"/>
+        </w:rPr>
+        <w:t xml:space="preserve"> </w:t>
+      </w:r>
+      <w:proofErr w:type="spellStart"/>
+      <w:r>
+        <w:rPr>
+          <w:rFonts w:ascii="Times New Roman" w:hAnsi="Times New Roman" w:cs="Times New Roman"/>
+          <w:sz w:val="28"/>
+          <w:szCs w:val="28"/>
+        </w:rPr>
+        <w:t>run</w:t>
+      </w:r>
+      <w:proofErr w:type="spellEnd"/>
+      <w:r>
+        <w:rPr>
+          <w:rFonts w:ascii="Times New Roman" w:hAnsi="Times New Roman" w:cs="Times New Roman"/>
+          <w:sz w:val="28"/>
+          <w:szCs w:val="28"/>
+        </w:rPr>
+        <w:t xml:space="preserve"> build</w:t>
+      </w:r>
       <w:bookmarkStart w:id="0" w:name="_GoBack"/>
       <w:bookmarkEnd w:id="0"/>
       <w:r>
         <w:rPr>
           <w:rFonts w:ascii="Times New Roman" w:hAnsi="Times New Roman" w:cs="Times New Roman"/>
-          <w:sz w:val="32"/>
-          <w:szCs w:val="32"/>
-        </w:rPr>
-        <w:t>”</w:t>
-      </w:r>
-    </w:p>
-    <w:p>
-      <w:pPr>
-        <w:rPr>
-          <w:rFonts w:ascii="Times New Roman" w:hAnsi="Times New Roman" w:cs="Times New Roman"/>
-          <w:sz w:val="32"/>
-          <w:szCs w:val="32"/>
-        </w:rPr>
-      </w:pPr>
-    </w:p>
-    <w:p>
-      <w:pPr>
-        <w:jc w:val="center"/>
-        <w:rPr>
-          <w:rFonts w:ascii="Times New Roman" w:hAnsi="Times New Roman" w:cs="Times New Roman"/>
-          <w:sz w:val="32"/>
-          <w:szCs w:val="32"/>
-        </w:rPr>
-      </w:pPr>
-    </w:p>
-    <w:p>
-      <w:pPr>
-        <w:jc w:val="right"/>
-        <w:rPr>
-          <w:rFonts w:ascii="Times New Roman" w:hAnsi="Times New Roman" w:cs="Times New Roman"/>
-          <w:sz w:val="32"/>
-          <w:szCs w:val="32"/>
-        </w:rPr>
-      </w:pPr>
-      <w:r>
-        <w:rPr>
-          <w:rFonts w:ascii="Times New Roman" w:hAnsi="Times New Roman" w:cs="Times New Roman"/>
-          <w:sz w:val="32"/>
-          <w:szCs w:val="32"/>
-        </w:rPr>
-        <w:t>Виконав:</w:t>
-      </w:r>
-    </w:p>
-    <w:p>
-      <w:pPr>
-        <w:jc w:val="right"/>
-        <w:rPr>
-          <w:rFonts w:ascii="Times New Roman" w:hAnsi="Times New Roman" w:cs="Times New Roman"/>
-          <w:sz w:val="32"/>
-          <w:szCs w:val="32"/>
-        </w:rPr>
-      </w:pPr>
-      <w:r>
-        <w:rPr>
-          <w:rFonts w:ascii="Times New Roman" w:hAnsi="Times New Roman" w:cs="Times New Roman"/>
-          <w:sz w:val="32"/>
-          <w:szCs w:val="32"/>
-        </w:rPr>
-        <w:t xml:space="preserve">Студент. гр. ФеП-41 </w:t>
-      </w:r>
-      <w:proofErr w:type="spellStart"/>
-      <w:r>
-        <w:rPr>
-          <w:rFonts w:ascii="Times New Roman" w:hAnsi="Times New Roman" w:cs="Times New Roman"/>
-          <w:sz w:val="32"/>
-          <w:szCs w:val="32"/>
-        </w:rPr>
-        <w:t>Фіняк</w:t>
-      </w:r>
-      <w:proofErr w:type="spellEnd"/>
-      <w:r>
-        <w:rPr>
-          <w:rFonts w:ascii="Times New Roman" w:hAnsi="Times New Roman" w:cs="Times New Roman"/>
-          <w:sz w:val="32"/>
-          <w:szCs w:val="32"/>
-        </w:rPr>
-        <w:t xml:space="preserve"> Олег</w:t>
-      </w:r>
-    </w:p>
-    <w:p>
-      <w:pPr>
-        <w:jc w:val="right"/>
-        <w:rPr>
-          <w:rFonts w:ascii="Times New Roman" w:hAnsi="Times New Roman" w:cs="Times New Roman"/>
-          <w:sz w:val="32"/>
-          <w:szCs w:val="32"/>
-        </w:rPr>
-      </w:pPr>
-      <w:r>
-        <w:rPr>
-          <w:rFonts w:ascii="Times New Roman" w:hAnsi="Times New Roman" w:cs="Times New Roman"/>
-          <w:sz w:val="32"/>
-          <w:szCs w:val="32"/>
-        </w:rPr>
-        <w:t xml:space="preserve">Перевірив: </w:t>
-      </w:r>
-    </w:p>
-    <w:p>
-      <w:pPr>
-        <w:jc w:val="right"/>
-        <w:rPr>
-          <w:rFonts w:ascii="Times New Roman" w:hAnsi="Times New Roman" w:cs="Times New Roman"/>
-          <w:sz w:val="32"/>
-          <w:szCs w:val="32"/>
-        </w:rPr>
-      </w:pPr>
-      <w:proofErr w:type="spellStart"/>
-      <w:r>
-        <w:rPr>
-          <w:rFonts w:ascii="Times New Roman" w:hAnsi="Times New Roman" w:cs="Times New Roman"/>
-          <w:sz w:val="32"/>
-          <w:szCs w:val="32"/>
-        </w:rPr>
-        <w:t>Франів</w:t>
-      </w:r>
-      <w:proofErr w:type="spellEnd"/>
-      <w:r>
-        <w:rPr>
-          <w:rFonts w:ascii="Times New Roman" w:hAnsi="Times New Roman" w:cs="Times New Roman"/>
-          <w:sz w:val="32"/>
-          <w:szCs w:val="32"/>
-        </w:rPr>
-        <w:t xml:space="preserve"> В.А</w:t>
-      </w:r>
-      <w:r>
-        <w:rPr>
-          <w:rFonts w:ascii="Times New Roman" w:hAnsi="Times New Roman" w:cs="Times New Roman"/>
-          <w:sz w:val="32"/>
-          <w:szCs w:val="32"/>
-        </w:rPr>
-        <w:t>.</w:t>
-      </w:r>
-    </w:p>
-    <w:p>
-      <w:pPr>
-        <w:jc w:val="center"/>
-        <w:rPr>
-          <w:rFonts w:ascii="Times New Roman" w:hAnsi="Times New Roman" w:cs="Times New Roman"/>
-          <w:sz w:val="32"/>
-          <w:szCs w:val="32"/>
-        </w:rPr>
-      </w:pPr>
-    </w:p>
-    <w:p>
-      <w:pPr>
-        <w:jc w:val="center"/>
-        <w:rPr>
-          <w:rFonts w:ascii="Times New Roman" w:hAnsi="Times New Roman" w:cs="Times New Roman"/>
-          <w:sz w:val="32"/>
-          <w:szCs w:val="32"/>
-        </w:rPr>
-      </w:pPr>
-    </w:p>
-    <w:p>
-      <w:pPr>
-        <w:rPr>
-          <w:rFonts w:ascii="Times New Roman" w:hAnsi="Times New Roman" w:cs="Times New Roman"/>
-          <w:sz w:val="32"/>
-          <w:szCs w:val="32"/>
-        </w:rPr>
-      </w:pPr>
-    </w:p>
-    <w:p>
-      <w:pPr>
-        <w:rPr>
-          <w:rFonts w:ascii="Times New Roman" w:hAnsi="Times New Roman" w:cs="Times New Roman"/>
-          <w:sz w:val="32"/>
-          <w:szCs w:val="32"/>
-        </w:rPr>
-      </w:pPr>
-    </w:p>
-    <w:p>
-      <w:pPr>
-        <w:rPr>
-          <w:rFonts w:ascii="Times New Roman" w:hAnsi="Times New Roman" w:cs="Times New Roman"/>
-          <w:sz w:val="32"/>
-          <w:szCs w:val="32"/>
-        </w:rPr>
-      </w:pPr>
-    </w:p>
-    <w:p>
-      <w:pPr>
-        <w:rPr>
-          <w:rFonts w:ascii="Times New Roman" w:hAnsi="Times New Roman" w:cs="Times New Roman"/>
-          <w:sz w:val="32"/>
-          <w:szCs w:val="32"/>
-        </w:rPr>
-      </w:pPr>
-    </w:p>
-    <w:p>
-      <w:pPr>
-        <w:jc w:val="center"/>
-        <w:rPr>
-          <w:rFonts w:ascii="Times New Roman" w:hAnsi="Times New Roman" w:cs="Times New Roman"/>
-          <w:sz w:val="32"/>
-          <w:szCs w:val="32"/>
-        </w:rPr>
-      </w:pPr>
-      <w:r>
-        <w:rPr>
-          <w:rFonts w:ascii="Times New Roman" w:hAnsi="Times New Roman" w:cs="Times New Roman"/>
-          <w:sz w:val="32"/>
-          <w:szCs w:val="32"/>
-        </w:rPr>
-        <w:t>Львів – 2026</w:t>
+          <w:sz w:val="28"/>
+          <w:szCs w:val="28"/>
+        </w:rPr>
+        <w:t xml:space="preserve">            }</w:t>
+      </w:r>
+    </w:p>
+    <w:p>
+      <w:pPr>
+        <w:jc w:val="both"/>
+        <w:rPr>
+          <w:rFonts w:ascii="Times New Roman" w:hAnsi="Times New Roman" w:cs="Times New Roman"/>
+          <w:sz w:val="28"/>
+          <w:szCs w:val="28"/>
+        </w:rPr>
+      </w:pPr>
+      <w:r>
+        <w:rPr>
+          <w:rFonts w:ascii="Times New Roman" w:hAnsi="Times New Roman" w:cs="Times New Roman"/>
+          <w:sz w:val="28"/>
+          <w:szCs w:val="28"/>
+        </w:rPr>
+        <w:t xml:space="preserve">        }</w:t>
+      </w:r>
+    </w:p>
+    <w:p>
+      <w:pPr>
+        <w:jc w:val="both"/>
+        <w:rPr>
+          <w:rFonts w:ascii="Times New Roman" w:hAnsi="Times New Roman" w:cs="Times New Roman"/>
+          <w:sz w:val="28"/>
+          <w:szCs w:val="28"/>
+        </w:rPr>
+      </w:pPr>
+      <w:r>
+        <w:rPr>
+          <w:rFonts w:ascii="Times New Roman" w:hAnsi="Times New Roman" w:cs="Times New Roman"/>
+          <w:sz w:val="28"/>
+          <w:szCs w:val="28"/>
+        </w:rPr>
+        <w:t xml:space="preserve">        </w:t>
+      </w:r>
+      <w:proofErr w:type="spellStart"/>
+      <w:r>
+        <w:rPr>
+          <w:rFonts w:ascii="Times New Roman" w:hAnsi="Times New Roman" w:cs="Times New Roman"/>
+          <w:sz w:val="28"/>
+          <w:szCs w:val="28"/>
+        </w:rPr>
+        <w:t>stage</w:t>
+      </w:r>
+      <w:proofErr w:type="spellEnd"/>
+      <w:r>
+        <w:rPr>
+          <w:rFonts w:ascii="Times New Roman" w:hAnsi="Times New Roman" w:cs="Times New Roman"/>
+          <w:sz w:val="28"/>
+          <w:szCs w:val="28"/>
+        </w:rPr>
+        <w:t>('</w:t>
+      </w:r>
+      <w:proofErr w:type="spellStart"/>
+      <w:r>
+        <w:rPr>
+          <w:rFonts w:ascii="Times New Roman" w:hAnsi="Times New Roman" w:cs="Times New Roman"/>
+          <w:sz w:val="28"/>
+          <w:szCs w:val="28"/>
+        </w:rPr>
+        <w:t>Deliver</w:t>
+      </w:r>
+      <w:proofErr w:type="spellEnd"/>
+      <w:r>
+        <w:rPr>
+          <w:rFonts w:ascii="Times New Roman" w:hAnsi="Times New Roman" w:cs="Times New Roman"/>
+          <w:sz w:val="28"/>
+          <w:szCs w:val="28"/>
+        </w:rPr>
+        <w:t xml:space="preserve"> </w:t>
+      </w:r>
+      <w:proofErr w:type="spellStart"/>
+      <w:r>
+        <w:rPr>
+          <w:rFonts w:ascii="Times New Roman" w:hAnsi="Times New Roman" w:cs="Times New Roman"/>
+          <w:sz w:val="28"/>
+          <w:szCs w:val="28"/>
+        </w:rPr>
+        <w:t>to</w:t>
+      </w:r>
+      <w:proofErr w:type="spellEnd"/>
+      <w:r>
+        <w:rPr>
+          <w:rFonts w:ascii="Times New Roman" w:hAnsi="Times New Roman" w:cs="Times New Roman"/>
+          <w:sz w:val="28"/>
+          <w:szCs w:val="28"/>
+        </w:rPr>
+        <w:t xml:space="preserve"> </w:t>
+      </w:r>
+      <w:proofErr w:type="spellStart"/>
+      <w:r>
+        <w:rPr>
+          <w:rFonts w:ascii="Times New Roman" w:hAnsi="Times New Roman" w:cs="Times New Roman"/>
+          <w:sz w:val="28"/>
+          <w:szCs w:val="28"/>
+        </w:rPr>
+        <w:t>Cargo</w:t>
+      </w:r>
+      <w:proofErr w:type="spellEnd"/>
+      <w:r>
+        <w:rPr>
+          <w:rFonts w:ascii="Times New Roman" w:hAnsi="Times New Roman" w:cs="Times New Roman"/>
+          <w:sz w:val="28"/>
+          <w:szCs w:val="28"/>
+        </w:rPr>
+        <w:t>') {</w:t>
+      </w:r>
+    </w:p>
+    <w:p>
+      <w:pPr>
+        <w:jc w:val="both"/>
+        <w:rPr>
+          <w:rFonts w:ascii="Times New Roman" w:hAnsi="Times New Roman" w:cs="Times New Roman"/>
+          <w:sz w:val="28"/>
+          <w:szCs w:val="28"/>
+        </w:rPr>
+      </w:pPr>
+      <w:r>
+        <w:rPr>
+          <w:rFonts w:ascii="Times New Roman" w:hAnsi="Times New Roman" w:cs="Times New Roman"/>
+          <w:sz w:val="28"/>
+          <w:szCs w:val="28"/>
+        </w:rPr>
+        <w:t xml:space="preserve">            </w:t>
+      </w:r>
+      <w:proofErr w:type="spellStart"/>
+      <w:r>
+        <w:rPr>
+          <w:rFonts w:ascii="Times New Roman" w:hAnsi="Times New Roman" w:cs="Times New Roman"/>
+          <w:sz w:val="28"/>
+          <w:szCs w:val="28"/>
+        </w:rPr>
+        <w:t>steps</w:t>
+      </w:r>
+      <w:proofErr w:type="spellEnd"/>
+      <w:r>
+        <w:rPr>
+          <w:rFonts w:ascii="Times New Roman" w:hAnsi="Times New Roman" w:cs="Times New Roman"/>
+          <w:sz w:val="28"/>
+          <w:szCs w:val="28"/>
+        </w:rPr>
+        <w:t xml:space="preserve"> {</w:t>
+      </w:r>
+    </w:p>
+    <w:p>
+      <w:pPr>
+        <w:jc w:val="both"/>
+        <w:rPr>
+          <w:rFonts w:ascii="Times New Roman" w:hAnsi="Times New Roman" w:cs="Times New Roman"/>
+          <w:sz w:val="28"/>
+          <w:szCs w:val="28"/>
+        </w:rPr>
+      </w:pPr>
+      <w:r>
+        <w:rPr>
+          <w:rFonts w:ascii="Times New Roman" w:hAnsi="Times New Roman" w:cs="Times New Roman"/>
+          <w:sz w:val="28"/>
+          <w:szCs w:val="28"/>
+        </w:rPr>
+        <w:t xml:space="preserve">                </w:t>
+      </w:r>
+      <w:proofErr w:type="spellStart"/>
+      <w:r>
+        <w:rPr>
+          <w:rFonts w:ascii="Times New Roman" w:hAnsi="Times New Roman" w:cs="Times New Roman"/>
+          <w:sz w:val="28"/>
+          <w:szCs w:val="28"/>
+        </w:rPr>
+        <w:t>echo</w:t>
+      </w:r>
+      <w:proofErr w:type="spellEnd"/>
+      <w:r>
+        <w:rPr>
+          <w:rFonts w:ascii="Times New Roman" w:hAnsi="Times New Roman" w:cs="Times New Roman"/>
+          <w:sz w:val="28"/>
+          <w:szCs w:val="28"/>
+        </w:rPr>
+        <w:t xml:space="preserve"> 'Створюємо папку </w:t>
+      </w:r>
+      <w:proofErr w:type="spellStart"/>
+      <w:r>
+        <w:rPr>
+          <w:rFonts w:ascii="Times New Roman" w:hAnsi="Times New Roman" w:cs="Times New Roman"/>
+          <w:sz w:val="28"/>
+          <w:szCs w:val="28"/>
+        </w:rPr>
+        <w:t>cargo</w:t>
+      </w:r>
+      <w:proofErr w:type="spellEnd"/>
+      <w:r>
+        <w:rPr>
+          <w:rFonts w:ascii="Times New Roman" w:hAnsi="Times New Roman" w:cs="Times New Roman"/>
+          <w:sz w:val="28"/>
+          <w:szCs w:val="28"/>
+        </w:rPr>
+        <w:t xml:space="preserve"> і копіюємо туди проект...'</w:t>
+      </w:r>
+    </w:p>
+    <w:p>
+      <w:pPr>
+        <w:jc w:val="both"/>
+        <w:rPr>
+          <w:rFonts w:ascii="Times New Roman" w:hAnsi="Times New Roman" w:cs="Times New Roman"/>
+          <w:sz w:val="28"/>
+          <w:szCs w:val="28"/>
+        </w:rPr>
+      </w:pPr>
+      <w:r>
+        <w:rPr>
+          <w:rFonts w:ascii="Times New Roman" w:hAnsi="Times New Roman" w:cs="Times New Roman"/>
+          <w:sz w:val="28"/>
+          <w:szCs w:val="28"/>
+        </w:rPr>
+        <w:t xml:space="preserve">                // Створюємо папку </w:t>
+      </w:r>
+      <w:proofErr w:type="spellStart"/>
+      <w:r>
+        <w:rPr>
+          <w:rFonts w:ascii="Times New Roman" w:hAnsi="Times New Roman" w:cs="Times New Roman"/>
+          <w:sz w:val="28"/>
+          <w:szCs w:val="28"/>
+        </w:rPr>
+        <w:t>cargo</w:t>
+      </w:r>
+      <w:proofErr w:type="spellEnd"/>
+      <w:r>
+        <w:rPr>
+          <w:rFonts w:ascii="Times New Roman" w:hAnsi="Times New Roman" w:cs="Times New Roman"/>
+          <w:sz w:val="28"/>
+          <w:szCs w:val="28"/>
+        </w:rPr>
+        <w:t xml:space="preserve"> на рівень вище робочої директорії </w:t>
+      </w:r>
+      <w:proofErr w:type="spellStart"/>
+      <w:r>
+        <w:rPr>
+          <w:rFonts w:ascii="Times New Roman" w:hAnsi="Times New Roman" w:cs="Times New Roman"/>
+          <w:sz w:val="28"/>
+          <w:szCs w:val="28"/>
+        </w:rPr>
+        <w:t>Jenkins</w:t>
+      </w:r>
+      <w:proofErr w:type="spellEnd"/>
+    </w:p>
+    <w:p>
+      <w:pPr>
+        <w:jc w:val="both"/>
+        <w:rPr>
+          <w:rFonts w:ascii="Times New Roman" w:hAnsi="Times New Roman" w:cs="Times New Roman"/>
+          <w:sz w:val="28"/>
+          <w:szCs w:val="28"/>
+        </w:rPr>
+      </w:pPr>
+      <w:r>
+        <w:rPr>
+          <w:rFonts w:ascii="Times New Roman" w:hAnsi="Times New Roman" w:cs="Times New Roman"/>
+          <w:sz w:val="28"/>
+          <w:szCs w:val="28"/>
+        </w:rPr>
+        <w:t xml:space="preserve">                </w:t>
+      </w:r>
+      <w:proofErr w:type="spellStart"/>
+      <w:r>
+        <w:rPr>
+          <w:rFonts w:ascii="Times New Roman" w:hAnsi="Times New Roman" w:cs="Times New Roman"/>
+          <w:sz w:val="28"/>
+          <w:szCs w:val="28"/>
+        </w:rPr>
+        <w:t>bat</w:t>
+      </w:r>
+      <w:proofErr w:type="spellEnd"/>
+      <w:r>
+        <w:rPr>
+          <w:rFonts w:ascii="Times New Roman" w:hAnsi="Times New Roman" w:cs="Times New Roman"/>
+          <w:sz w:val="28"/>
+          <w:szCs w:val="28"/>
+        </w:rPr>
+        <w:t xml:space="preserve"> '</w:t>
+      </w:r>
+      <w:proofErr w:type="spellStart"/>
+      <w:r>
+        <w:rPr>
+          <w:rFonts w:ascii="Times New Roman" w:hAnsi="Times New Roman" w:cs="Times New Roman"/>
+          <w:sz w:val="28"/>
+          <w:szCs w:val="28"/>
+        </w:rPr>
+        <w:t>mkdir</w:t>
+      </w:r>
+      <w:proofErr w:type="spellEnd"/>
+      <w:r>
+        <w:rPr>
+          <w:rFonts w:ascii="Times New Roman" w:hAnsi="Times New Roman" w:cs="Times New Roman"/>
+          <w:sz w:val="28"/>
+          <w:szCs w:val="28"/>
+        </w:rPr>
+        <w:t xml:space="preserve"> "..\\</w:t>
+      </w:r>
+      <w:proofErr w:type="spellStart"/>
+      <w:r>
+        <w:rPr>
+          <w:rFonts w:ascii="Times New Roman" w:hAnsi="Times New Roman" w:cs="Times New Roman"/>
+          <w:sz w:val="28"/>
+          <w:szCs w:val="28"/>
+        </w:rPr>
+        <w:t>cargo</w:t>
+      </w:r>
+      <w:proofErr w:type="spellEnd"/>
+      <w:r>
+        <w:rPr>
+          <w:rFonts w:ascii="Times New Roman" w:hAnsi="Times New Roman" w:cs="Times New Roman"/>
+          <w:sz w:val="28"/>
+          <w:szCs w:val="28"/>
+        </w:rPr>
+        <w:t>" &gt;</w:t>
+      </w:r>
+      <w:proofErr w:type="spellStart"/>
+      <w:r>
+        <w:rPr>
+          <w:rFonts w:ascii="Times New Roman" w:hAnsi="Times New Roman" w:cs="Times New Roman"/>
+          <w:sz w:val="28"/>
+          <w:szCs w:val="28"/>
+        </w:rPr>
+        <w:t>nul</w:t>
+      </w:r>
+      <w:proofErr w:type="spellEnd"/>
+      <w:r>
+        <w:rPr>
+          <w:rFonts w:ascii="Times New Roman" w:hAnsi="Times New Roman" w:cs="Times New Roman"/>
+          <w:sz w:val="28"/>
+          <w:szCs w:val="28"/>
+        </w:rPr>
+        <w:t xml:space="preserve"> 2&gt;&amp;1 || </w:t>
+      </w:r>
+      <w:proofErr w:type="spellStart"/>
+      <w:r>
+        <w:rPr>
+          <w:rFonts w:ascii="Times New Roman" w:hAnsi="Times New Roman" w:cs="Times New Roman"/>
+          <w:sz w:val="28"/>
+          <w:szCs w:val="28"/>
+        </w:rPr>
+        <w:t>exit</w:t>
+      </w:r>
+      <w:proofErr w:type="spellEnd"/>
+      <w:r>
+        <w:rPr>
+          <w:rFonts w:ascii="Times New Roman" w:hAnsi="Times New Roman" w:cs="Times New Roman"/>
+          <w:sz w:val="28"/>
+          <w:szCs w:val="28"/>
+        </w:rPr>
+        <w:t xml:space="preserve"> 0'</w:t>
+      </w:r>
+    </w:p>
+    <w:p>
+      <w:pPr>
+        <w:jc w:val="both"/>
+        <w:rPr>
+          <w:rFonts w:ascii="Times New Roman" w:hAnsi="Times New Roman" w:cs="Times New Roman"/>
+          <w:sz w:val="28"/>
+          <w:szCs w:val="28"/>
+        </w:rPr>
+      </w:pPr>
+      <w:r>
+        <w:rPr>
+          <w:rFonts w:ascii="Times New Roman" w:hAnsi="Times New Roman" w:cs="Times New Roman"/>
+          <w:sz w:val="28"/>
+          <w:szCs w:val="28"/>
+        </w:rPr>
+        <w:t xml:space="preserve">                // Копіюємо всі файли з </w:t>
+      </w:r>
+      <w:proofErr w:type="spellStart"/>
+      <w:r>
+        <w:rPr>
+          <w:rFonts w:ascii="Times New Roman" w:hAnsi="Times New Roman" w:cs="Times New Roman"/>
+          <w:sz w:val="28"/>
+          <w:szCs w:val="28"/>
+        </w:rPr>
+        <w:t>репозиторію</w:t>
+      </w:r>
+      <w:proofErr w:type="spellEnd"/>
+      <w:r>
+        <w:rPr>
+          <w:rFonts w:ascii="Times New Roman" w:hAnsi="Times New Roman" w:cs="Times New Roman"/>
+          <w:sz w:val="28"/>
+          <w:szCs w:val="28"/>
+        </w:rPr>
+        <w:t xml:space="preserve"> в папку </w:t>
+      </w:r>
+      <w:proofErr w:type="spellStart"/>
+      <w:r>
+        <w:rPr>
+          <w:rFonts w:ascii="Times New Roman" w:hAnsi="Times New Roman" w:cs="Times New Roman"/>
+          <w:sz w:val="28"/>
+          <w:szCs w:val="28"/>
+        </w:rPr>
+        <w:t>cargo</w:t>
+      </w:r>
+      <w:proofErr w:type="spellEnd"/>
+    </w:p>
+    <w:p>
+      <w:pPr>
+        <w:jc w:val="both"/>
+        <w:rPr>
+          <w:rFonts w:ascii="Times New Roman" w:hAnsi="Times New Roman" w:cs="Times New Roman"/>
+          <w:sz w:val="28"/>
+          <w:szCs w:val="28"/>
+        </w:rPr>
+      </w:pPr>
+      <w:r>
+        <w:rPr>
+          <w:rFonts w:ascii="Times New Roman" w:hAnsi="Times New Roman" w:cs="Times New Roman"/>
+          <w:sz w:val="28"/>
+          <w:szCs w:val="28"/>
+        </w:rPr>
+        <w:t xml:space="preserve">                </w:t>
+      </w:r>
+      <w:proofErr w:type="spellStart"/>
+      <w:r>
+        <w:rPr>
+          <w:rFonts w:ascii="Times New Roman" w:hAnsi="Times New Roman" w:cs="Times New Roman"/>
+          <w:sz w:val="28"/>
+          <w:szCs w:val="28"/>
+        </w:rPr>
+        <w:t>bat</w:t>
+      </w:r>
+      <w:proofErr w:type="spellEnd"/>
+      <w:r>
+        <w:rPr>
+          <w:rFonts w:ascii="Times New Roman" w:hAnsi="Times New Roman" w:cs="Times New Roman"/>
+          <w:sz w:val="28"/>
+          <w:szCs w:val="28"/>
+        </w:rPr>
+        <w:t xml:space="preserve"> '</w:t>
+      </w:r>
+      <w:proofErr w:type="spellStart"/>
+      <w:r>
+        <w:rPr>
+          <w:rFonts w:ascii="Times New Roman" w:hAnsi="Times New Roman" w:cs="Times New Roman"/>
+          <w:sz w:val="28"/>
+          <w:szCs w:val="28"/>
+        </w:rPr>
+        <w:t>xcopy</w:t>
+      </w:r>
+      <w:proofErr w:type="spellEnd"/>
+      <w:r>
+        <w:rPr>
+          <w:rFonts w:ascii="Times New Roman" w:hAnsi="Times New Roman" w:cs="Times New Roman"/>
+          <w:sz w:val="28"/>
+          <w:szCs w:val="28"/>
+        </w:rPr>
+        <w:t xml:space="preserve"> .\\* "..\\</w:t>
+      </w:r>
+      <w:proofErr w:type="spellStart"/>
+      <w:r>
+        <w:rPr>
+          <w:rFonts w:ascii="Times New Roman" w:hAnsi="Times New Roman" w:cs="Times New Roman"/>
+          <w:sz w:val="28"/>
+          <w:szCs w:val="28"/>
+        </w:rPr>
+        <w:t>cargo</w:t>
+      </w:r>
+      <w:proofErr w:type="spellEnd"/>
+      <w:r>
+        <w:rPr>
+          <w:rFonts w:ascii="Times New Roman" w:hAnsi="Times New Roman" w:cs="Times New Roman"/>
+          <w:sz w:val="28"/>
+          <w:szCs w:val="28"/>
+        </w:rPr>
+        <w:t>\\" /E /I /Y /C'</w:t>
+      </w:r>
+    </w:p>
+    <w:p>
+      <w:pPr>
+        <w:jc w:val="both"/>
+        <w:rPr>
+          <w:rFonts w:ascii="Times New Roman" w:hAnsi="Times New Roman" w:cs="Times New Roman"/>
+          <w:sz w:val="28"/>
+          <w:szCs w:val="28"/>
+        </w:rPr>
+      </w:pPr>
+      <w:r>
+        <w:rPr>
+          <w:rFonts w:ascii="Times New Roman" w:hAnsi="Times New Roman" w:cs="Times New Roman"/>
+          <w:sz w:val="28"/>
+          <w:szCs w:val="28"/>
+        </w:rPr>
+        <w:t xml:space="preserve">            }</w:t>
+      </w:r>
+    </w:p>
+    <w:p>
+      <w:pPr>
+        <w:jc w:val="both"/>
+        <w:rPr>
+          <w:rFonts w:ascii="Times New Roman" w:hAnsi="Times New Roman" w:cs="Times New Roman"/>
+          <w:sz w:val="28"/>
+          <w:szCs w:val="28"/>
+        </w:rPr>
+      </w:pPr>
+      <w:r>
+        <w:rPr>
+          <w:rFonts w:ascii="Times New Roman" w:hAnsi="Times New Roman" w:cs="Times New Roman"/>
+          <w:sz w:val="28"/>
+          <w:szCs w:val="28"/>
+        </w:rPr>
+        <w:t xml:space="preserve">        }</w:t>
+      </w:r>
+    </w:p>
+    <w:p>
+      <w:pPr>
+        <w:jc w:val="both"/>
+        <w:rPr>
+          <w:rFonts w:ascii="Times New Roman" w:hAnsi="Times New Roman" w:cs="Times New Roman"/>
+          <w:sz w:val="28"/>
+          <w:szCs w:val="28"/>
+        </w:rPr>
+      </w:pPr>
+      <w:r>
+        <w:rPr>
+          <w:rFonts w:ascii="Times New Roman" w:hAnsi="Times New Roman" w:cs="Times New Roman"/>
+          <w:sz w:val="28"/>
+          <w:szCs w:val="28"/>
+        </w:rPr>
+        <w:t xml:space="preserve">    }</w:t>
+      </w:r>
+    </w:p>
+    <w:p>
+      <w:pPr>
+        <w:jc w:val="both"/>
+        <w:rPr>
+          <w:rFonts w:ascii="Times New Roman" w:hAnsi="Times New Roman" w:cs="Times New Roman"/>
+          <w:sz w:val="28"/>
+          <w:szCs w:val="28"/>
+        </w:rPr>
+      </w:pPr>
+      <w:r>
+        <w:rPr>
+          <w:rFonts w:ascii="Times New Roman" w:hAnsi="Times New Roman" w:cs="Times New Roman"/>
+          <w:sz w:val="28"/>
+          <w:szCs w:val="28"/>
+        </w:rPr>
+        <w:t>}</w:t>
+      </w:r>
+    </w:p>
+    <w:p>
+      <w:pPr>
+        <w:jc w:val="both"/>
+        <w:rPr>
+          <w:rFonts w:ascii="Times New Roman" w:hAnsi="Times New Roman" w:cs="Times New Roman"/>
+          <w:sz w:val="28"/>
+          <w:szCs w:val="28"/>
+        </w:rPr>
+      </w:pPr>
+      <w:r>
+        <w:rPr>
+          <w:rFonts w:ascii="Times New Roman" w:hAnsi="Times New Roman" w:cs="Times New Roman"/>
+          <w:noProof/>
+          <w:sz w:val="28"/>
+          <w:szCs w:val="28"/>
+          <w:lang w:eastAsia="uk-UA"/>
+        </w:rPr>
+        <w:drawing>
+          <wp:inline distT="0" distB="0" distL="0" distR="0" wp14:anchorId="478D8EBE" wp14:editId="696CCB5A">
+            <wp:extent cx="6120765" cy="3869055"/>
+            <wp:effectExtent l="0" t="0" r="0" b="0"/>
+            <wp:docPr id="10" name="Рисунок 10"/>
+            <wp:cNvGraphicFramePr>
+              <a:graphicFrameLocks xmlns:a="http://schemas.openxmlformats.org/drawingml/2006/main" noChangeAspect="1"/>
+            </wp:cNvGraphicFramePr>
+            <a:graphic xmlns:a="http://schemas.openxmlformats.org/drawingml/2006/main">
+              <a:graphicData uri="http://schemas.openxmlformats.org/drawingml/2006/picture">
+                <pic:pic xmlns:pic="http://schemas.openxmlformats.org/drawingml/2006/picture">
+                  <pic:nvPicPr>
+                    <pic:cNvPr id="1" name=""/>
+                    <pic:cNvPicPr/>
+                  </pic:nvPicPr>
+                  <pic:blipFill>
+                    <a:blip r:embed="rId13"/>
+                    <a:stretch>
+                      <a:fillRect/>
+                    </a:stretch>
+                  </pic:blipFill>
+                  <pic:spPr>
+                    <a:xfrm>
+                      <a:off x="0" y="0"/>
+                      <a:ext cx="6120765" cy="3869055"/>
+                    </a:xfrm>
+                    <a:prstGeom prst="rect">
+                      <a:avLst/>
+                    </a:prstGeom>
+                  </pic:spPr>
+                </pic:pic>
+              </a:graphicData>
+            </a:graphic>
+          </wp:inline>
+        </w:drawing>
+      </w:r>
+    </w:p>
+    <w:p>
+      <w:pPr>
+        <w:jc w:val="both"/>
+        <w:rPr>
+          <w:rFonts w:ascii="Times New Roman" w:hAnsi="Times New Roman" w:cs="Times New Roman"/>
+          <w:sz w:val="28"/>
+          <w:szCs w:val="28"/>
+        </w:rPr>
+      </w:pPr>
+      <w:r>
+        <w:rPr>
+          <w:rFonts w:ascii="Times New Roman" w:hAnsi="Times New Roman" w:cs="Times New Roman"/>
+          <w:noProof/>
+          <w:sz w:val="28"/>
+          <w:szCs w:val="28"/>
+          <w:lang w:eastAsia="uk-UA"/>
+        </w:rPr>
+        <w:lastRenderedPageBreak/>
+        <w:drawing>
+          <wp:inline distT="0" distB="0" distL="0" distR="0" wp14:anchorId="70CF2F63" wp14:editId="0B941AFA">
+            <wp:extent cx="6120765" cy="5038090"/>
+            <wp:effectExtent l="0" t="0" r="0" b="0"/>
+            <wp:docPr id="11" name="Рисунок 11"/>
+            <wp:cNvGraphicFramePr>
+              <a:graphicFrameLocks xmlns:a="http://schemas.openxmlformats.org/drawingml/2006/main" noChangeAspect="1"/>
+            </wp:cNvGraphicFramePr>
+            <a:graphic xmlns:a="http://schemas.openxmlformats.org/drawingml/2006/main">
+              <a:graphicData uri="http://schemas.openxmlformats.org/drawingml/2006/picture">
+                <pic:pic xmlns:pic="http://schemas.openxmlformats.org/drawingml/2006/picture">
+                  <pic:nvPicPr>
+                    <pic:cNvPr id="1" name=""/>
+                    <pic:cNvPicPr/>
+                  </pic:nvPicPr>
+                  <pic:blipFill>
+                    <a:blip r:embed="rId14"/>
+                    <a:stretch>
+                      <a:fillRect/>
+                    </a:stretch>
+                  </pic:blipFill>
+                  <pic:spPr>
+                    <a:xfrm>
+                      <a:off x="0" y="0"/>
+                      <a:ext cx="6120765" cy="5038090"/>
+                    </a:xfrm>
+                    <a:prstGeom prst="rect">
+                      <a:avLst/>
+                    </a:prstGeom>
+                  </pic:spPr>
+                </pic:pic>
+              </a:graphicData>
+            </a:graphic>
+          </wp:inline>
+        </w:drawing>
+      </w:r>
+    </w:p>
+    <w:p>
+      <w:pPr>
+        <w:jc w:val="both"/>
+        <w:rPr>
+          <w:rFonts w:ascii="Times New Roman" w:hAnsi="Times New Roman" w:cs="Times New Roman"/>
+          <w:sz w:val="28"/>
+          <w:szCs w:val="28"/>
+        </w:rPr>
+      </w:pPr>
+      <w:r>
+        <w:rPr>
+          <w:rFonts w:ascii="Times New Roman" w:hAnsi="Times New Roman" w:cs="Times New Roman"/>
+          <w:noProof/>
+          <w:sz w:val="28"/>
+          <w:szCs w:val="28"/>
+          <w:lang w:eastAsia="uk-UA"/>
+        </w:rPr>
+        <w:drawing>
+          <wp:inline distT="0" distB="0" distL="0" distR="0" wp14:anchorId="01944CBD" wp14:editId="6E3499F2">
+            <wp:extent cx="6120765" cy="2578735"/>
+            <wp:effectExtent l="0" t="0" r="0" b="0"/>
+            <wp:docPr id="12" name="Рисунок 12"/>
+            <wp:cNvGraphicFramePr>
+              <a:graphicFrameLocks xmlns:a="http://schemas.openxmlformats.org/drawingml/2006/main" noChangeAspect="1"/>
+            </wp:cNvGraphicFramePr>
+            <a:graphic xmlns:a="http://schemas.openxmlformats.org/drawingml/2006/main">
+              <a:graphicData uri="http://schemas.openxmlformats.org/drawingml/2006/picture">
+                <pic:pic xmlns:pic="http://schemas.openxmlformats.org/drawingml/2006/picture">
+                  <pic:nvPicPr>
+                    <pic:cNvPr id="1" name=""/>
+                    <pic:cNvPicPr/>
+                  </pic:nvPicPr>
+                  <pic:blipFill>
+                    <a:blip r:embed="rId15"/>
+                    <a:stretch>
+                      <a:fillRect/>
+                    </a:stretch>
+                  </pic:blipFill>
+                  <pic:spPr>
+                    <a:xfrm>
+                      <a:off x="0" y="0"/>
+                      <a:ext cx="6120765" cy="2578735"/>
+                    </a:xfrm>
+                    <a:prstGeom prst="rect">
+                      <a:avLst/>
+                    </a:prstGeom>
+                  </pic:spPr>
+                </pic:pic>
+              </a:graphicData>
+            </a:graphic>
+          </wp:inline>
+        </w:drawing>
+      </w:r>
+    </w:p>
+    <w:p>
+      <w:pPr>
+        <w:pStyle w:val="a3"/>
+        <w:ind w:left="360"/>
+        <w:jc w:val="both"/>
+        <w:rPr>
+          <w:sz w:val="28"/>
+          <w:szCs w:val="28"/>
+        </w:rPr>
+      </w:pPr>
+      <w:r>
+        <w:rPr>
+          <w:b/>
+          <w:bCs/>
+          <w:sz w:val="28"/>
+          <w:szCs w:val="28"/>
+        </w:rPr>
+        <w:t>Висновок:</w:t>
+      </w:r>
+      <w:r>
+        <w:rPr>
+          <w:sz w:val="28"/>
+          <w:szCs w:val="28"/>
+        </w:rPr>
+        <w:t xml:space="preserve"> На основі виконаної роботи можна зробити висновки щодо доцільності використання програмного пакету </w:t>
+      </w:r>
+      <w:proofErr w:type="spellStart"/>
+      <w:r>
+        <w:rPr>
+          <w:sz w:val="28"/>
+          <w:szCs w:val="28"/>
+        </w:rPr>
+        <w:t>Jenkins</w:t>
+      </w:r>
+      <w:proofErr w:type="spellEnd"/>
+      <w:r>
+        <w:rPr>
+          <w:sz w:val="28"/>
+          <w:szCs w:val="28"/>
+        </w:rPr>
+        <w:t xml:space="preserve"> для впровадження CI/CD:</w:t>
+      </w:r>
+    </w:p>
+    <w:p>
+      <w:pPr>
+        <w:pStyle w:val="a3"/>
+        <w:ind w:left="360"/>
+        <w:jc w:val="both"/>
+        <w:rPr>
+          <w:sz w:val="28"/>
+          <w:szCs w:val="28"/>
+        </w:rPr>
+      </w:pPr>
+      <w:r>
+        <w:rPr>
+          <w:b/>
+          <w:bCs/>
+          <w:sz w:val="28"/>
+          <w:szCs w:val="28"/>
+        </w:rPr>
+        <w:t>Плюси:</w:t>
+      </w:r>
+      <w:r>
+        <w:rPr>
+          <w:sz w:val="28"/>
+          <w:szCs w:val="28"/>
+        </w:rPr>
+        <w:t xml:space="preserve"> Величезна гнучкість та </w:t>
+      </w:r>
+      <w:proofErr w:type="spellStart"/>
+      <w:r>
+        <w:rPr>
+          <w:sz w:val="28"/>
+          <w:szCs w:val="28"/>
+        </w:rPr>
+        <w:t>кастомізація</w:t>
+      </w:r>
+      <w:proofErr w:type="spellEnd"/>
+      <w:r>
+        <w:rPr>
+          <w:sz w:val="28"/>
+          <w:szCs w:val="28"/>
+        </w:rPr>
+        <w:t xml:space="preserve"> завдяки концепції </w:t>
+      </w:r>
+      <w:proofErr w:type="spellStart"/>
+      <w:r>
+        <w:rPr>
+          <w:sz w:val="28"/>
+          <w:szCs w:val="28"/>
+        </w:rPr>
+        <w:t>Pipeline</w:t>
+      </w:r>
+      <w:proofErr w:type="spellEnd"/>
+      <w:r>
+        <w:rPr>
+          <w:sz w:val="28"/>
+          <w:szCs w:val="28"/>
+        </w:rPr>
+        <w:t xml:space="preserve"> </w:t>
+      </w:r>
+      <w:proofErr w:type="spellStart"/>
+      <w:r>
+        <w:rPr>
+          <w:sz w:val="28"/>
+          <w:szCs w:val="28"/>
+        </w:rPr>
+        <w:t>as</w:t>
+      </w:r>
+      <w:proofErr w:type="spellEnd"/>
+      <w:r>
+        <w:rPr>
+          <w:sz w:val="28"/>
+          <w:szCs w:val="28"/>
+        </w:rPr>
+        <w:t xml:space="preserve"> </w:t>
+      </w:r>
+      <w:proofErr w:type="spellStart"/>
+      <w:r>
+        <w:rPr>
+          <w:sz w:val="28"/>
+          <w:szCs w:val="28"/>
+        </w:rPr>
+        <w:t>Code</w:t>
+      </w:r>
+      <w:proofErr w:type="spellEnd"/>
+      <w:r>
+        <w:rPr>
+          <w:sz w:val="28"/>
+          <w:szCs w:val="28"/>
+        </w:rPr>
+        <w:t xml:space="preserve"> (</w:t>
+      </w:r>
+      <w:proofErr w:type="spellStart"/>
+      <w:r>
+        <w:rPr>
+          <w:sz w:val="28"/>
+          <w:szCs w:val="28"/>
+        </w:rPr>
+        <w:t>Jenkinsfile</w:t>
+      </w:r>
+      <w:proofErr w:type="spellEnd"/>
+      <w:r>
+        <w:rPr>
+          <w:sz w:val="28"/>
+          <w:szCs w:val="28"/>
+        </w:rPr>
+        <w:t>). Автоматизація збірки та тестування значно скорочує час на перевірку нових оновлень і підвищує загальну якість програмного забезпечення (</w:t>
+      </w:r>
+      <w:proofErr w:type="spellStart"/>
+      <w:r>
+        <w:rPr>
+          <w:sz w:val="28"/>
+          <w:szCs w:val="28"/>
+        </w:rPr>
+        <w:t>баги</w:t>
+      </w:r>
+      <w:proofErr w:type="spellEnd"/>
+      <w:r>
+        <w:rPr>
+          <w:sz w:val="28"/>
+          <w:szCs w:val="28"/>
+        </w:rPr>
+        <w:t xml:space="preserve"> виявляються автоматично відразу після </w:t>
+      </w:r>
+      <w:proofErr w:type="spellStart"/>
+      <w:r>
+        <w:rPr>
+          <w:sz w:val="28"/>
+          <w:szCs w:val="28"/>
+        </w:rPr>
+        <w:t>коміту</w:t>
+      </w:r>
+      <w:proofErr w:type="spellEnd"/>
+      <w:r>
+        <w:rPr>
+          <w:sz w:val="28"/>
+          <w:szCs w:val="28"/>
+        </w:rPr>
+        <w:t xml:space="preserve">). Наявність </w:t>
+      </w:r>
+      <w:r>
+        <w:rPr>
+          <w:sz w:val="28"/>
+          <w:szCs w:val="28"/>
+        </w:rPr>
+        <w:lastRenderedPageBreak/>
+        <w:t xml:space="preserve">великої кількості </w:t>
+      </w:r>
+      <w:proofErr w:type="spellStart"/>
+      <w:r>
+        <w:rPr>
+          <w:sz w:val="28"/>
+          <w:szCs w:val="28"/>
+        </w:rPr>
+        <w:t>плагінів</w:t>
+      </w:r>
+      <w:proofErr w:type="spellEnd"/>
+      <w:r>
+        <w:rPr>
+          <w:sz w:val="28"/>
+          <w:szCs w:val="28"/>
+        </w:rPr>
+        <w:t xml:space="preserve"> дозволяє інтегрувати </w:t>
+      </w:r>
+      <w:proofErr w:type="spellStart"/>
+      <w:r>
+        <w:rPr>
+          <w:sz w:val="28"/>
+          <w:szCs w:val="28"/>
+        </w:rPr>
+        <w:t>Jenkins</w:t>
+      </w:r>
+      <w:proofErr w:type="spellEnd"/>
+      <w:r>
+        <w:rPr>
+          <w:sz w:val="28"/>
+          <w:szCs w:val="28"/>
+        </w:rPr>
+        <w:t xml:space="preserve"> практично з будь-якими технологіями. </w:t>
+      </w:r>
+    </w:p>
+    <w:p>
+      <w:pPr>
+        <w:pStyle w:val="a3"/>
+        <w:ind w:left="360"/>
+        <w:jc w:val="both"/>
+        <w:rPr>
+          <w:sz w:val="28"/>
+          <w:szCs w:val="28"/>
+        </w:rPr>
+      </w:pPr>
+      <w:r>
+        <w:rPr>
+          <w:b/>
+          <w:bCs/>
+          <w:sz w:val="28"/>
+          <w:szCs w:val="28"/>
+        </w:rPr>
+        <w:t>Мінуси:</w:t>
+      </w:r>
+      <w:r>
+        <w:rPr>
+          <w:sz w:val="28"/>
+          <w:szCs w:val="28"/>
+        </w:rPr>
+        <w:t xml:space="preserve"> Високий поріг входження для початківців. Налаштування сервера </w:t>
+      </w:r>
+      <w:proofErr w:type="spellStart"/>
+      <w:r>
+        <w:rPr>
+          <w:sz w:val="28"/>
+          <w:szCs w:val="28"/>
+        </w:rPr>
+        <w:t>Jenkins</w:t>
+      </w:r>
+      <w:proofErr w:type="spellEnd"/>
+      <w:r>
+        <w:rPr>
+          <w:sz w:val="28"/>
+          <w:szCs w:val="28"/>
+        </w:rPr>
+        <w:t xml:space="preserve">, підтримка </w:t>
+      </w:r>
+      <w:proofErr w:type="spellStart"/>
+      <w:r>
+        <w:rPr>
+          <w:sz w:val="28"/>
+          <w:szCs w:val="28"/>
+        </w:rPr>
+        <w:t>плагінів</w:t>
+      </w:r>
+      <w:proofErr w:type="spellEnd"/>
+      <w:r>
+        <w:rPr>
+          <w:sz w:val="28"/>
+          <w:szCs w:val="28"/>
+        </w:rPr>
+        <w:t xml:space="preserve"> та написання складних </w:t>
+      </w:r>
+      <w:proofErr w:type="spellStart"/>
+      <w:r>
+        <w:rPr>
+          <w:sz w:val="28"/>
+          <w:szCs w:val="28"/>
+        </w:rPr>
+        <w:t>скриптів</w:t>
+      </w:r>
+      <w:proofErr w:type="spellEnd"/>
+      <w:r>
+        <w:rPr>
+          <w:sz w:val="28"/>
+          <w:szCs w:val="28"/>
+        </w:rPr>
+        <w:t xml:space="preserve"> вимагають значних ресурсів і часу. Для невеликих проектів розгортання власного </w:t>
+      </w:r>
+      <w:proofErr w:type="spellStart"/>
+      <w:r>
+        <w:rPr>
+          <w:sz w:val="28"/>
+          <w:szCs w:val="28"/>
+        </w:rPr>
+        <w:t>Jenkins</w:t>
+      </w:r>
+      <w:proofErr w:type="spellEnd"/>
+      <w:r>
+        <w:rPr>
+          <w:sz w:val="28"/>
+          <w:szCs w:val="28"/>
+        </w:rPr>
+        <w:t>-сервера може бути надлишковим.</w:t>
+      </w:r>
+    </w:p>
+    <w:p>
+      <w:pPr>
+        <w:jc w:val="both"/>
+        <w:rPr>
+          <w:rFonts w:ascii="Times New Roman" w:hAnsi="Times New Roman" w:cs="Times New Roman"/>
+          <w:sz w:val="28"/>
+          <w:szCs w:val="28"/>
+        </w:rPr>
+      </w:pPr>
+    </w:p>
+    <w:p>
+      <w:pPr>
+        <w:jc w:val="both"/>
+        <w:rPr>
+          <w:rFonts w:ascii="Times New Roman" w:hAnsi="Times New Roman" w:cs="Times New Roman"/>
+          <w:sz w:val="28"/>
+          <w:szCs w:val="28"/>
+        </w:rPr>
+      </w:pPr>
+      <w:r>
+        <w:rPr>
+          <w:rFonts w:ascii="Times New Roman" w:hAnsi="Times New Roman" w:cs="Times New Roman"/>
+          <w:b/>
+          <w:sz w:val="28"/>
+          <w:szCs w:val="28"/>
+        </w:rPr>
+        <w:t>Література:</w:t>
+      </w:r>
+      <w:r>
+        <w:rPr>
+          <w:rFonts w:ascii="Times New Roman" w:hAnsi="Times New Roman" w:cs="Times New Roman"/>
+          <w:sz w:val="28"/>
+          <w:szCs w:val="28"/>
+        </w:rPr>
+        <w:t xml:space="preserve"> </w:t>
+      </w:r>
+    </w:p>
+    <w:p>
+      <w:pPr>
+        <w:jc w:val="both"/>
+        <w:rPr>
+          <w:rFonts w:ascii="Times New Roman" w:hAnsi="Times New Roman" w:cs="Times New Roman"/>
+          <w:sz w:val="28"/>
+          <w:szCs w:val="28"/>
+        </w:rPr>
+      </w:pPr>
+      <w:r>
+        <w:rPr>
+          <w:rFonts w:ascii="Times New Roman" w:hAnsi="Times New Roman" w:cs="Times New Roman"/>
+          <w:sz w:val="28"/>
+          <w:szCs w:val="28"/>
+        </w:rPr>
+        <w:t>11.</w:t>
+      </w:r>
+      <w:r>
+        <w:rPr>
+          <w:rFonts w:ascii="Times New Roman" w:hAnsi="Times New Roman" w:cs="Times New Roman"/>
+          <w:sz w:val="28"/>
+          <w:szCs w:val="28"/>
+        </w:rPr>
+        <w:t xml:space="preserve"> </w:t>
+      </w:r>
+      <w:proofErr w:type="spellStart"/>
+      <w:r>
+        <w:rPr>
+          <w:rFonts w:ascii="Times New Roman" w:hAnsi="Times New Roman" w:cs="Times New Roman"/>
+          <w:sz w:val="28"/>
+          <w:szCs w:val="28"/>
+        </w:rPr>
+        <w:t>Scott</w:t>
+      </w:r>
+      <w:proofErr w:type="spellEnd"/>
+      <w:r>
+        <w:rPr>
+          <w:rFonts w:ascii="Times New Roman" w:hAnsi="Times New Roman" w:cs="Times New Roman"/>
+          <w:sz w:val="28"/>
+          <w:szCs w:val="28"/>
+        </w:rPr>
+        <w:t xml:space="preserve"> </w:t>
+      </w:r>
+      <w:proofErr w:type="spellStart"/>
+      <w:r>
+        <w:rPr>
+          <w:rFonts w:ascii="Times New Roman" w:hAnsi="Times New Roman" w:cs="Times New Roman"/>
+          <w:sz w:val="28"/>
+          <w:szCs w:val="28"/>
+        </w:rPr>
+        <w:t>Chacon</w:t>
+      </w:r>
+      <w:proofErr w:type="spellEnd"/>
+      <w:r>
+        <w:rPr>
+          <w:rFonts w:ascii="Times New Roman" w:hAnsi="Times New Roman" w:cs="Times New Roman"/>
+          <w:sz w:val="28"/>
+          <w:szCs w:val="28"/>
+        </w:rPr>
+        <w:t xml:space="preserve">, </w:t>
+      </w:r>
+      <w:proofErr w:type="spellStart"/>
+      <w:r>
+        <w:rPr>
+          <w:rFonts w:ascii="Times New Roman" w:hAnsi="Times New Roman" w:cs="Times New Roman"/>
+          <w:sz w:val="28"/>
+          <w:szCs w:val="28"/>
+        </w:rPr>
+        <w:t>Ben</w:t>
+      </w:r>
+      <w:proofErr w:type="spellEnd"/>
+      <w:r>
+        <w:rPr>
+          <w:rFonts w:ascii="Times New Roman" w:hAnsi="Times New Roman" w:cs="Times New Roman"/>
+          <w:sz w:val="28"/>
+          <w:szCs w:val="28"/>
+        </w:rPr>
+        <w:t xml:space="preserve"> </w:t>
+      </w:r>
+      <w:proofErr w:type="spellStart"/>
+      <w:r>
+        <w:rPr>
+          <w:rFonts w:ascii="Times New Roman" w:hAnsi="Times New Roman" w:cs="Times New Roman"/>
+          <w:sz w:val="28"/>
+          <w:szCs w:val="28"/>
+        </w:rPr>
+        <w:t>Straub</w:t>
+      </w:r>
+      <w:proofErr w:type="spellEnd"/>
+      <w:r>
+        <w:rPr>
+          <w:rFonts w:ascii="Times New Roman" w:hAnsi="Times New Roman" w:cs="Times New Roman"/>
+          <w:sz w:val="28"/>
+          <w:szCs w:val="28"/>
+        </w:rPr>
+        <w:t xml:space="preserve">. </w:t>
+      </w:r>
+      <w:proofErr w:type="spellStart"/>
+      <w:r>
+        <w:rPr>
+          <w:rFonts w:ascii="Times New Roman" w:hAnsi="Times New Roman" w:cs="Times New Roman"/>
+          <w:sz w:val="28"/>
+          <w:szCs w:val="28"/>
+        </w:rPr>
+        <w:t>Pro</w:t>
+      </w:r>
+      <w:proofErr w:type="spellEnd"/>
+      <w:r>
+        <w:rPr>
+          <w:rFonts w:ascii="Times New Roman" w:hAnsi="Times New Roman" w:cs="Times New Roman"/>
+          <w:sz w:val="28"/>
+          <w:szCs w:val="28"/>
+        </w:rPr>
+        <w:t xml:space="preserve"> </w:t>
+      </w:r>
+      <w:proofErr w:type="spellStart"/>
+      <w:r>
+        <w:rPr>
+          <w:rFonts w:ascii="Times New Roman" w:hAnsi="Times New Roman" w:cs="Times New Roman"/>
+          <w:sz w:val="28"/>
+          <w:szCs w:val="28"/>
+        </w:rPr>
+        <w:t>Git</w:t>
+      </w:r>
+      <w:proofErr w:type="spellEnd"/>
+      <w:r>
+        <w:rPr>
+          <w:rFonts w:ascii="Times New Roman" w:hAnsi="Times New Roman" w:cs="Times New Roman"/>
+          <w:sz w:val="28"/>
+          <w:szCs w:val="28"/>
+        </w:rPr>
+        <w:t xml:space="preserve">. </w:t>
+      </w:r>
+      <w:proofErr w:type="spellStart"/>
+      <w:r>
+        <w:rPr>
+          <w:rFonts w:ascii="Times New Roman" w:hAnsi="Times New Roman" w:cs="Times New Roman"/>
+          <w:sz w:val="28"/>
+          <w:szCs w:val="28"/>
+        </w:rPr>
+        <w:t>Apress</w:t>
+      </w:r>
+      <w:proofErr w:type="spellEnd"/>
+      <w:r>
+        <w:rPr>
+          <w:rFonts w:ascii="Times New Roman" w:hAnsi="Times New Roman" w:cs="Times New Roman"/>
+          <w:sz w:val="28"/>
+          <w:szCs w:val="28"/>
+        </w:rPr>
+        <w:t xml:space="preserve">. 2014. 456 p. </w:t>
+      </w:r>
+    </w:p>
+    <w:p>
+      <w:pPr>
+        <w:jc w:val="both"/>
+        <w:rPr>
+          <w:rFonts w:ascii="Times New Roman" w:hAnsi="Times New Roman" w:cs="Times New Roman"/>
+          <w:sz w:val="28"/>
+          <w:szCs w:val="28"/>
+        </w:rPr>
+      </w:pPr>
+      <w:r>
+        <w:rPr>
+          <w:rFonts w:ascii="Times New Roman" w:hAnsi="Times New Roman" w:cs="Times New Roman"/>
+          <w:sz w:val="28"/>
+          <w:szCs w:val="28"/>
+        </w:rPr>
+        <w:t>12.</w:t>
+      </w:r>
+      <w:r>
+        <w:rPr>
+          <w:rFonts w:ascii="Times New Roman" w:hAnsi="Times New Roman" w:cs="Times New Roman"/>
+          <w:sz w:val="28"/>
+          <w:szCs w:val="28"/>
+        </w:rPr>
+        <w:t xml:space="preserve"> </w:t>
+      </w:r>
+      <w:proofErr w:type="spellStart"/>
+      <w:r>
+        <w:rPr>
+          <w:rFonts w:ascii="Times New Roman" w:hAnsi="Times New Roman" w:cs="Times New Roman"/>
+          <w:sz w:val="28"/>
+          <w:szCs w:val="28"/>
+        </w:rPr>
+        <w:t>Jon</w:t>
+      </w:r>
+      <w:proofErr w:type="spellEnd"/>
+      <w:r>
+        <w:rPr>
+          <w:rFonts w:ascii="Times New Roman" w:hAnsi="Times New Roman" w:cs="Times New Roman"/>
+          <w:sz w:val="28"/>
+          <w:szCs w:val="28"/>
+        </w:rPr>
+        <w:t xml:space="preserve"> </w:t>
+      </w:r>
+      <w:proofErr w:type="spellStart"/>
+      <w:r>
+        <w:rPr>
+          <w:rFonts w:ascii="Times New Roman" w:hAnsi="Times New Roman" w:cs="Times New Roman"/>
+          <w:sz w:val="28"/>
+          <w:szCs w:val="28"/>
+        </w:rPr>
+        <w:t>Loeliger</w:t>
+      </w:r>
+      <w:proofErr w:type="spellEnd"/>
+      <w:r>
+        <w:rPr>
+          <w:rFonts w:ascii="Times New Roman" w:hAnsi="Times New Roman" w:cs="Times New Roman"/>
+          <w:sz w:val="28"/>
+          <w:szCs w:val="28"/>
+        </w:rPr>
+        <w:t xml:space="preserve">, </w:t>
+      </w:r>
+      <w:proofErr w:type="spellStart"/>
+      <w:r>
+        <w:rPr>
+          <w:rFonts w:ascii="Times New Roman" w:hAnsi="Times New Roman" w:cs="Times New Roman"/>
+          <w:sz w:val="28"/>
+          <w:szCs w:val="28"/>
+        </w:rPr>
+        <w:t>Matthew</w:t>
+      </w:r>
+      <w:proofErr w:type="spellEnd"/>
+      <w:r>
+        <w:rPr>
+          <w:rFonts w:ascii="Times New Roman" w:hAnsi="Times New Roman" w:cs="Times New Roman"/>
+          <w:sz w:val="28"/>
+          <w:szCs w:val="28"/>
+        </w:rPr>
+        <w:t xml:space="preserve"> </w:t>
+      </w:r>
+      <w:proofErr w:type="spellStart"/>
+      <w:r>
+        <w:rPr>
+          <w:rFonts w:ascii="Times New Roman" w:hAnsi="Times New Roman" w:cs="Times New Roman"/>
+          <w:sz w:val="28"/>
+          <w:szCs w:val="28"/>
+        </w:rPr>
+        <w:t>McCullough</w:t>
+      </w:r>
+      <w:proofErr w:type="spellEnd"/>
+      <w:r>
+        <w:rPr>
+          <w:rFonts w:ascii="Times New Roman" w:hAnsi="Times New Roman" w:cs="Times New Roman"/>
+          <w:sz w:val="28"/>
+          <w:szCs w:val="28"/>
+        </w:rPr>
+        <w:t xml:space="preserve">. </w:t>
+      </w:r>
+      <w:proofErr w:type="spellStart"/>
+      <w:r>
+        <w:rPr>
+          <w:rFonts w:ascii="Times New Roman" w:hAnsi="Times New Roman" w:cs="Times New Roman"/>
+          <w:sz w:val="28"/>
+          <w:szCs w:val="28"/>
+        </w:rPr>
+        <w:t>Version</w:t>
+      </w:r>
+      <w:proofErr w:type="spellEnd"/>
+      <w:r>
+        <w:rPr>
+          <w:rFonts w:ascii="Times New Roman" w:hAnsi="Times New Roman" w:cs="Times New Roman"/>
+          <w:sz w:val="28"/>
+          <w:szCs w:val="28"/>
+        </w:rPr>
+        <w:t xml:space="preserve"> </w:t>
+      </w:r>
+      <w:proofErr w:type="spellStart"/>
+      <w:r>
+        <w:rPr>
+          <w:rFonts w:ascii="Times New Roman" w:hAnsi="Times New Roman" w:cs="Times New Roman"/>
+          <w:sz w:val="28"/>
+          <w:szCs w:val="28"/>
+        </w:rPr>
+        <w:t>Control</w:t>
+      </w:r>
+      <w:proofErr w:type="spellEnd"/>
+      <w:r>
+        <w:rPr>
+          <w:rFonts w:ascii="Times New Roman" w:hAnsi="Times New Roman" w:cs="Times New Roman"/>
+          <w:sz w:val="28"/>
+          <w:szCs w:val="28"/>
+        </w:rPr>
+        <w:t xml:space="preserve"> </w:t>
+      </w:r>
+      <w:proofErr w:type="spellStart"/>
+      <w:r>
+        <w:rPr>
+          <w:rFonts w:ascii="Times New Roman" w:hAnsi="Times New Roman" w:cs="Times New Roman"/>
+          <w:sz w:val="28"/>
+          <w:szCs w:val="28"/>
+        </w:rPr>
+        <w:t>with</w:t>
+      </w:r>
+      <w:proofErr w:type="spellEnd"/>
+      <w:r>
+        <w:rPr>
+          <w:rFonts w:ascii="Times New Roman" w:hAnsi="Times New Roman" w:cs="Times New Roman"/>
+          <w:sz w:val="28"/>
+          <w:szCs w:val="28"/>
+        </w:rPr>
+        <w:t xml:space="preserve"> </w:t>
+      </w:r>
+      <w:proofErr w:type="spellStart"/>
+      <w:r>
+        <w:rPr>
+          <w:rFonts w:ascii="Times New Roman" w:hAnsi="Times New Roman" w:cs="Times New Roman"/>
+          <w:sz w:val="28"/>
+          <w:szCs w:val="28"/>
+        </w:rPr>
+        <w:t>Git</w:t>
+      </w:r>
+      <w:proofErr w:type="spellEnd"/>
+      <w:r>
+        <w:rPr>
+          <w:rFonts w:ascii="Times New Roman" w:hAnsi="Times New Roman" w:cs="Times New Roman"/>
+          <w:sz w:val="28"/>
+          <w:szCs w:val="28"/>
+        </w:rPr>
+        <w:t xml:space="preserve">. </w:t>
+      </w:r>
+      <w:proofErr w:type="spellStart"/>
+      <w:r>
+        <w:rPr>
+          <w:rFonts w:ascii="Times New Roman" w:hAnsi="Times New Roman" w:cs="Times New Roman"/>
+          <w:sz w:val="28"/>
+          <w:szCs w:val="28"/>
+        </w:rPr>
+        <w:t>O'Reilly</w:t>
+      </w:r>
+      <w:proofErr w:type="spellEnd"/>
+      <w:r>
+        <w:rPr>
+          <w:rFonts w:ascii="Times New Roman" w:hAnsi="Times New Roman" w:cs="Times New Roman"/>
+          <w:sz w:val="28"/>
+          <w:szCs w:val="28"/>
+        </w:rPr>
+        <w:t xml:space="preserve"> </w:t>
+      </w:r>
+      <w:proofErr w:type="spellStart"/>
+      <w:r>
+        <w:rPr>
+          <w:rFonts w:ascii="Times New Roman" w:hAnsi="Times New Roman" w:cs="Times New Roman"/>
+          <w:sz w:val="28"/>
+          <w:szCs w:val="28"/>
+        </w:rPr>
+        <w:t>Media</w:t>
+      </w:r>
+      <w:proofErr w:type="spellEnd"/>
+      <w:r>
+        <w:rPr>
+          <w:rFonts w:ascii="Times New Roman" w:hAnsi="Times New Roman" w:cs="Times New Roman"/>
+          <w:sz w:val="28"/>
+          <w:szCs w:val="28"/>
+        </w:rPr>
+        <w:t xml:space="preserve">. 2012. 456 p. </w:t>
+      </w:r>
+    </w:p>
+    <w:p>
+      <w:pPr>
+        <w:jc w:val="both"/>
+        <w:rPr>
+          <w:rFonts w:ascii="Times New Roman" w:hAnsi="Times New Roman" w:cs="Times New Roman"/>
+          <w:sz w:val="28"/>
+          <w:szCs w:val="28"/>
+        </w:rPr>
+      </w:pPr>
+      <w:r>
+        <w:rPr>
+          <w:rFonts w:ascii="Times New Roman" w:hAnsi="Times New Roman" w:cs="Times New Roman"/>
+          <w:sz w:val="28"/>
+          <w:szCs w:val="28"/>
+        </w:rPr>
+        <w:t>13.</w:t>
+      </w:r>
+      <w:r>
+        <w:rPr>
+          <w:rFonts w:ascii="Times New Roman" w:hAnsi="Times New Roman" w:cs="Times New Roman"/>
+          <w:sz w:val="28"/>
+          <w:szCs w:val="28"/>
+        </w:rPr>
+        <w:t xml:space="preserve"> </w:t>
+      </w:r>
+      <w:proofErr w:type="spellStart"/>
+      <w:r>
+        <w:rPr>
+          <w:rFonts w:ascii="Times New Roman" w:hAnsi="Times New Roman" w:cs="Times New Roman"/>
+          <w:sz w:val="28"/>
+          <w:szCs w:val="28"/>
+        </w:rPr>
+        <w:t>Ryan</w:t>
+      </w:r>
+      <w:proofErr w:type="spellEnd"/>
+      <w:r>
+        <w:rPr>
+          <w:rFonts w:ascii="Times New Roman" w:hAnsi="Times New Roman" w:cs="Times New Roman"/>
+          <w:sz w:val="28"/>
+          <w:szCs w:val="28"/>
+        </w:rPr>
+        <w:t xml:space="preserve"> </w:t>
+      </w:r>
+      <w:proofErr w:type="spellStart"/>
+      <w:r>
+        <w:rPr>
+          <w:rFonts w:ascii="Times New Roman" w:hAnsi="Times New Roman" w:cs="Times New Roman"/>
+          <w:sz w:val="28"/>
+          <w:szCs w:val="28"/>
+        </w:rPr>
+        <w:t>Hodson</w:t>
+      </w:r>
+      <w:proofErr w:type="spellEnd"/>
+      <w:r>
+        <w:rPr>
+          <w:rFonts w:ascii="Times New Roman" w:hAnsi="Times New Roman" w:cs="Times New Roman"/>
+          <w:sz w:val="28"/>
+          <w:szCs w:val="28"/>
+        </w:rPr>
+        <w:t xml:space="preserve">. </w:t>
+      </w:r>
+      <w:proofErr w:type="spellStart"/>
+      <w:r>
+        <w:rPr>
+          <w:rFonts w:ascii="Times New Roman" w:hAnsi="Times New Roman" w:cs="Times New Roman"/>
+          <w:sz w:val="28"/>
+          <w:szCs w:val="28"/>
+        </w:rPr>
+        <w:t>Git</w:t>
+      </w:r>
+      <w:proofErr w:type="spellEnd"/>
+      <w:r>
+        <w:rPr>
+          <w:rFonts w:ascii="Times New Roman" w:hAnsi="Times New Roman" w:cs="Times New Roman"/>
+          <w:sz w:val="28"/>
+          <w:szCs w:val="28"/>
+        </w:rPr>
+        <w:t xml:space="preserve"> Essentials. </w:t>
+      </w:r>
+      <w:proofErr w:type="spellStart"/>
+      <w:r>
+        <w:rPr>
+          <w:rFonts w:ascii="Times New Roman" w:hAnsi="Times New Roman" w:cs="Times New Roman"/>
+          <w:sz w:val="28"/>
+          <w:szCs w:val="28"/>
+        </w:rPr>
+        <w:t>Packt</w:t>
+      </w:r>
+      <w:proofErr w:type="spellEnd"/>
+      <w:r>
+        <w:rPr>
+          <w:rFonts w:ascii="Times New Roman" w:hAnsi="Times New Roman" w:cs="Times New Roman"/>
+          <w:sz w:val="28"/>
+          <w:szCs w:val="28"/>
+        </w:rPr>
+        <w:t xml:space="preserve"> </w:t>
+      </w:r>
+      <w:proofErr w:type="spellStart"/>
+      <w:r>
+        <w:rPr>
+          <w:rFonts w:ascii="Times New Roman" w:hAnsi="Times New Roman" w:cs="Times New Roman"/>
+          <w:sz w:val="28"/>
+          <w:szCs w:val="28"/>
+        </w:rPr>
+        <w:t>Publishing</w:t>
+      </w:r>
+      <w:proofErr w:type="spellEnd"/>
+      <w:r>
+        <w:rPr>
+          <w:rFonts w:ascii="Times New Roman" w:hAnsi="Times New Roman" w:cs="Times New Roman"/>
+          <w:sz w:val="28"/>
+          <w:szCs w:val="28"/>
+        </w:rPr>
+        <w:t xml:space="preserve">. 2015. 194 p. </w:t>
+      </w:r>
+    </w:p>
+    <w:p>
+      <w:pPr>
+        <w:jc w:val="both"/>
+        <w:rPr>
+          <w:rFonts w:ascii="Times New Roman" w:hAnsi="Times New Roman" w:cs="Times New Roman"/>
+          <w:sz w:val="28"/>
+          <w:szCs w:val="28"/>
+        </w:rPr>
+      </w:pPr>
+      <w:r>
+        <w:rPr>
+          <w:rFonts w:ascii="Times New Roman" w:hAnsi="Times New Roman" w:cs="Times New Roman"/>
+          <w:sz w:val="28"/>
+          <w:szCs w:val="28"/>
+        </w:rPr>
+        <w:t>14.</w:t>
+      </w:r>
+      <w:r>
+        <w:rPr>
+          <w:rFonts w:ascii="Times New Roman" w:hAnsi="Times New Roman" w:cs="Times New Roman"/>
+          <w:sz w:val="28"/>
+          <w:szCs w:val="28"/>
+        </w:rPr>
+        <w:t xml:space="preserve"> </w:t>
+      </w:r>
+      <w:proofErr w:type="spellStart"/>
+      <w:r>
+        <w:rPr>
+          <w:rFonts w:ascii="Times New Roman" w:hAnsi="Times New Roman" w:cs="Times New Roman"/>
+          <w:sz w:val="28"/>
+          <w:szCs w:val="28"/>
+        </w:rPr>
+        <w:t>Roger</w:t>
+      </w:r>
+      <w:proofErr w:type="spellEnd"/>
+      <w:r>
+        <w:rPr>
+          <w:rFonts w:ascii="Times New Roman" w:hAnsi="Times New Roman" w:cs="Times New Roman"/>
+          <w:sz w:val="28"/>
+          <w:szCs w:val="28"/>
+        </w:rPr>
+        <w:t xml:space="preserve"> </w:t>
+      </w:r>
+      <w:proofErr w:type="spellStart"/>
+      <w:r>
+        <w:rPr>
+          <w:rFonts w:ascii="Times New Roman" w:hAnsi="Times New Roman" w:cs="Times New Roman"/>
+          <w:sz w:val="28"/>
+          <w:szCs w:val="28"/>
+        </w:rPr>
+        <w:t>Dudler</w:t>
+      </w:r>
+      <w:proofErr w:type="spellEnd"/>
+      <w:r>
+        <w:rPr>
+          <w:rFonts w:ascii="Times New Roman" w:hAnsi="Times New Roman" w:cs="Times New Roman"/>
+          <w:sz w:val="28"/>
+          <w:szCs w:val="28"/>
+        </w:rPr>
+        <w:t xml:space="preserve">. </w:t>
+      </w:r>
+      <w:proofErr w:type="spellStart"/>
+      <w:r>
+        <w:rPr>
+          <w:rFonts w:ascii="Times New Roman" w:hAnsi="Times New Roman" w:cs="Times New Roman"/>
+          <w:sz w:val="28"/>
+          <w:szCs w:val="28"/>
+        </w:rPr>
+        <w:t>Git</w:t>
+      </w:r>
+      <w:proofErr w:type="spellEnd"/>
+      <w:r>
+        <w:rPr>
+          <w:rFonts w:ascii="Times New Roman" w:hAnsi="Times New Roman" w:cs="Times New Roman"/>
+          <w:sz w:val="28"/>
+          <w:szCs w:val="28"/>
+        </w:rPr>
+        <w:t xml:space="preserve"> </w:t>
+      </w:r>
+      <w:proofErr w:type="spellStart"/>
+      <w:r>
+        <w:rPr>
+          <w:rFonts w:ascii="Times New Roman" w:hAnsi="Times New Roman" w:cs="Times New Roman"/>
+          <w:sz w:val="28"/>
+          <w:szCs w:val="28"/>
+        </w:rPr>
+        <w:t>Pocket</w:t>
+      </w:r>
+      <w:proofErr w:type="spellEnd"/>
+      <w:r>
+        <w:rPr>
+          <w:rFonts w:ascii="Times New Roman" w:hAnsi="Times New Roman" w:cs="Times New Roman"/>
+          <w:sz w:val="28"/>
+          <w:szCs w:val="28"/>
+        </w:rPr>
+        <w:t xml:space="preserve"> </w:t>
+      </w:r>
+      <w:proofErr w:type="spellStart"/>
+      <w:r>
+        <w:rPr>
+          <w:rFonts w:ascii="Times New Roman" w:hAnsi="Times New Roman" w:cs="Times New Roman"/>
+          <w:sz w:val="28"/>
+          <w:szCs w:val="28"/>
+        </w:rPr>
+        <w:t>Guide</w:t>
+      </w:r>
+      <w:proofErr w:type="spellEnd"/>
+      <w:r>
+        <w:rPr>
+          <w:rFonts w:ascii="Times New Roman" w:hAnsi="Times New Roman" w:cs="Times New Roman"/>
+          <w:sz w:val="28"/>
+          <w:szCs w:val="28"/>
+        </w:rPr>
+        <w:t xml:space="preserve">. </w:t>
+      </w:r>
+      <w:proofErr w:type="spellStart"/>
+      <w:r>
+        <w:rPr>
+          <w:rFonts w:ascii="Times New Roman" w:hAnsi="Times New Roman" w:cs="Times New Roman"/>
+          <w:sz w:val="28"/>
+          <w:szCs w:val="28"/>
+        </w:rPr>
+        <w:t>O'Reilly</w:t>
+      </w:r>
+      <w:proofErr w:type="spellEnd"/>
+      <w:r>
+        <w:rPr>
+          <w:rFonts w:ascii="Times New Roman" w:hAnsi="Times New Roman" w:cs="Times New Roman"/>
+          <w:sz w:val="28"/>
+          <w:szCs w:val="28"/>
+        </w:rPr>
+        <w:t xml:space="preserve"> </w:t>
+      </w:r>
+      <w:proofErr w:type="spellStart"/>
+      <w:r>
+        <w:rPr>
+          <w:rFonts w:ascii="Times New Roman" w:hAnsi="Times New Roman" w:cs="Times New Roman"/>
+          <w:sz w:val="28"/>
+          <w:szCs w:val="28"/>
+        </w:rPr>
+        <w:t>Media</w:t>
+      </w:r>
+      <w:proofErr w:type="spellEnd"/>
+      <w:r>
+        <w:rPr>
+          <w:rFonts w:ascii="Times New Roman" w:hAnsi="Times New Roman" w:cs="Times New Roman"/>
+          <w:sz w:val="28"/>
+          <w:szCs w:val="28"/>
+        </w:rPr>
+        <w:t xml:space="preserve">. 2013. 234 p. </w:t>
+      </w:r>
+    </w:p>
+    <w:p>
+      <w:pPr>
+        <w:jc w:val="both"/>
+        <w:rPr>
+          <w:rFonts w:ascii="Times New Roman" w:hAnsi="Times New Roman" w:cs="Times New Roman"/>
+          <w:sz w:val="28"/>
+          <w:szCs w:val="28"/>
+        </w:rPr>
+      </w:pPr>
+      <w:r>
+        <w:rPr>
+          <w:rFonts w:ascii="Times New Roman" w:hAnsi="Times New Roman" w:cs="Times New Roman"/>
+          <w:sz w:val="28"/>
+          <w:szCs w:val="28"/>
+        </w:rPr>
+        <w:t>15.</w:t>
+      </w:r>
+      <w:r>
+        <w:rPr>
+          <w:rFonts w:ascii="Times New Roman" w:hAnsi="Times New Roman" w:cs="Times New Roman"/>
+          <w:sz w:val="28"/>
+          <w:szCs w:val="28"/>
+        </w:rPr>
+        <w:t xml:space="preserve"> </w:t>
+      </w:r>
+      <w:proofErr w:type="spellStart"/>
+      <w:r>
+        <w:rPr>
+          <w:rFonts w:ascii="Times New Roman" w:hAnsi="Times New Roman" w:cs="Times New Roman"/>
+          <w:sz w:val="28"/>
+          <w:szCs w:val="28"/>
+        </w:rPr>
+        <w:t>Seth</w:t>
+      </w:r>
+      <w:proofErr w:type="spellEnd"/>
+      <w:r>
+        <w:rPr>
+          <w:rFonts w:ascii="Times New Roman" w:hAnsi="Times New Roman" w:cs="Times New Roman"/>
+          <w:sz w:val="28"/>
+          <w:szCs w:val="28"/>
+        </w:rPr>
+        <w:t xml:space="preserve"> </w:t>
+      </w:r>
+      <w:proofErr w:type="spellStart"/>
+      <w:r>
+        <w:rPr>
+          <w:rFonts w:ascii="Times New Roman" w:hAnsi="Times New Roman" w:cs="Times New Roman"/>
+          <w:sz w:val="28"/>
+          <w:szCs w:val="28"/>
+        </w:rPr>
+        <w:t>Robertson</w:t>
+      </w:r>
+      <w:proofErr w:type="spellEnd"/>
+      <w:r>
+        <w:rPr>
+          <w:rFonts w:ascii="Times New Roman" w:hAnsi="Times New Roman" w:cs="Times New Roman"/>
+          <w:sz w:val="28"/>
+          <w:szCs w:val="28"/>
+        </w:rPr>
+        <w:t xml:space="preserve">, </w:t>
+      </w:r>
+      <w:proofErr w:type="spellStart"/>
+      <w:r>
+        <w:rPr>
+          <w:rFonts w:ascii="Times New Roman" w:hAnsi="Times New Roman" w:cs="Times New Roman"/>
+          <w:sz w:val="28"/>
+          <w:szCs w:val="28"/>
+        </w:rPr>
+        <w:t>Steve</w:t>
+      </w:r>
+      <w:proofErr w:type="spellEnd"/>
+      <w:r>
+        <w:rPr>
+          <w:rFonts w:ascii="Times New Roman" w:hAnsi="Times New Roman" w:cs="Times New Roman"/>
+          <w:sz w:val="28"/>
+          <w:szCs w:val="28"/>
+        </w:rPr>
+        <w:t xml:space="preserve"> </w:t>
+      </w:r>
+      <w:proofErr w:type="spellStart"/>
+      <w:r>
+        <w:rPr>
+          <w:rFonts w:ascii="Times New Roman" w:hAnsi="Times New Roman" w:cs="Times New Roman"/>
+          <w:sz w:val="28"/>
+          <w:szCs w:val="28"/>
+        </w:rPr>
+        <w:t>Oualline</w:t>
+      </w:r>
+      <w:proofErr w:type="spellEnd"/>
+      <w:r>
+        <w:rPr>
+          <w:rFonts w:ascii="Times New Roman" w:hAnsi="Times New Roman" w:cs="Times New Roman"/>
+          <w:sz w:val="28"/>
+          <w:szCs w:val="28"/>
+        </w:rPr>
+        <w:t xml:space="preserve">. </w:t>
+      </w:r>
+      <w:proofErr w:type="spellStart"/>
+      <w:r>
+        <w:rPr>
+          <w:rFonts w:ascii="Times New Roman" w:hAnsi="Times New Roman" w:cs="Times New Roman"/>
+          <w:sz w:val="28"/>
+          <w:szCs w:val="28"/>
+        </w:rPr>
+        <w:t>Practical</w:t>
+      </w:r>
+      <w:proofErr w:type="spellEnd"/>
+      <w:r>
+        <w:rPr>
+          <w:rFonts w:ascii="Times New Roman" w:hAnsi="Times New Roman" w:cs="Times New Roman"/>
+          <w:sz w:val="28"/>
+          <w:szCs w:val="28"/>
+        </w:rPr>
+        <w:t xml:space="preserve"> </w:t>
+      </w:r>
+      <w:proofErr w:type="spellStart"/>
+      <w:r>
+        <w:rPr>
+          <w:rFonts w:ascii="Times New Roman" w:hAnsi="Times New Roman" w:cs="Times New Roman"/>
+          <w:sz w:val="28"/>
+          <w:szCs w:val="28"/>
+        </w:rPr>
+        <w:t>Git</w:t>
+      </w:r>
+      <w:proofErr w:type="spellEnd"/>
+      <w:r>
+        <w:rPr>
+          <w:rFonts w:ascii="Times New Roman" w:hAnsi="Times New Roman" w:cs="Times New Roman"/>
+          <w:sz w:val="28"/>
+          <w:szCs w:val="28"/>
+        </w:rPr>
+        <w:t xml:space="preserve">: </w:t>
+      </w:r>
+      <w:proofErr w:type="spellStart"/>
+      <w:r>
+        <w:rPr>
+          <w:rFonts w:ascii="Times New Roman" w:hAnsi="Times New Roman" w:cs="Times New Roman"/>
+          <w:sz w:val="28"/>
+          <w:szCs w:val="28"/>
+        </w:rPr>
+        <w:t>For</w:t>
+      </w:r>
+      <w:proofErr w:type="spellEnd"/>
+      <w:r>
+        <w:rPr>
+          <w:rFonts w:ascii="Times New Roman" w:hAnsi="Times New Roman" w:cs="Times New Roman"/>
+          <w:sz w:val="28"/>
+          <w:szCs w:val="28"/>
+        </w:rPr>
+        <w:t xml:space="preserve"> </w:t>
+      </w:r>
+      <w:proofErr w:type="spellStart"/>
+      <w:r>
+        <w:rPr>
+          <w:rFonts w:ascii="Times New Roman" w:hAnsi="Times New Roman" w:cs="Times New Roman"/>
+          <w:sz w:val="28"/>
+          <w:szCs w:val="28"/>
+        </w:rPr>
+        <w:t>Everyday</w:t>
+      </w:r>
+      <w:proofErr w:type="spellEnd"/>
+      <w:r>
+        <w:rPr>
+          <w:rFonts w:ascii="Times New Roman" w:hAnsi="Times New Roman" w:cs="Times New Roman"/>
+          <w:sz w:val="28"/>
+          <w:szCs w:val="28"/>
+        </w:rPr>
+        <w:t xml:space="preserve"> </w:t>
+      </w:r>
+      <w:proofErr w:type="spellStart"/>
+      <w:r>
+        <w:rPr>
+          <w:rFonts w:ascii="Times New Roman" w:hAnsi="Times New Roman" w:cs="Times New Roman"/>
+          <w:sz w:val="28"/>
+          <w:szCs w:val="28"/>
+        </w:rPr>
+        <w:t>Use</w:t>
+      </w:r>
+      <w:proofErr w:type="spellEnd"/>
+      <w:r>
+        <w:rPr>
+          <w:rFonts w:ascii="Times New Roman" w:hAnsi="Times New Roman" w:cs="Times New Roman"/>
+          <w:sz w:val="28"/>
+          <w:szCs w:val="28"/>
+        </w:rPr>
+        <w:t xml:space="preserve">. </w:t>
+      </w:r>
+      <w:proofErr w:type="spellStart"/>
+      <w:r>
+        <w:rPr>
+          <w:rFonts w:ascii="Times New Roman" w:hAnsi="Times New Roman" w:cs="Times New Roman"/>
+          <w:sz w:val="28"/>
+          <w:szCs w:val="28"/>
+        </w:rPr>
+        <w:t>No</w:t>
+      </w:r>
+      <w:proofErr w:type="spellEnd"/>
+      <w:r>
+        <w:rPr>
+          <w:rFonts w:ascii="Times New Roman" w:hAnsi="Times New Roman" w:cs="Times New Roman"/>
+          <w:sz w:val="28"/>
+          <w:szCs w:val="28"/>
+        </w:rPr>
+        <w:t xml:space="preserve"> </w:t>
+      </w:r>
+      <w:proofErr w:type="spellStart"/>
+      <w:r>
+        <w:rPr>
+          <w:rFonts w:ascii="Times New Roman" w:hAnsi="Times New Roman" w:cs="Times New Roman"/>
+          <w:sz w:val="28"/>
+          <w:szCs w:val="28"/>
+        </w:rPr>
+        <w:t>Starch</w:t>
+      </w:r>
+      <w:proofErr w:type="spellEnd"/>
+      <w:r>
+        <w:rPr>
+          <w:rFonts w:ascii="Times New Roman" w:hAnsi="Times New Roman" w:cs="Times New Roman"/>
+          <w:sz w:val="28"/>
+          <w:szCs w:val="28"/>
+        </w:rPr>
+        <w:t xml:space="preserve"> </w:t>
+      </w:r>
+      <w:proofErr w:type="spellStart"/>
+      <w:r>
+        <w:rPr>
+          <w:rFonts w:ascii="Times New Roman" w:hAnsi="Times New Roman" w:cs="Times New Roman"/>
+          <w:sz w:val="28"/>
+          <w:szCs w:val="28"/>
+        </w:rPr>
+        <w:t>Press</w:t>
+      </w:r>
+      <w:proofErr w:type="spellEnd"/>
+      <w:r>
+        <w:rPr>
+          <w:rFonts w:ascii="Times New Roman" w:hAnsi="Times New Roman" w:cs="Times New Roman"/>
+          <w:sz w:val="28"/>
+          <w:szCs w:val="28"/>
+        </w:rPr>
+        <w:t>. 2014. 300 p.</w:t>
       </w:r>
     </w:p>
     <w:sectPr>
@@ -515,6 +3907,279 @@
     </w:sectPr>
   </w:body>
 </w:document>
+</file>
+
+<file path=word/numbering.xml><?xml version="1.0" encoding="utf-8"?>
+<w:numbering xmlns:wpc="http://schemas.microsoft.com/office/word/2010/wordprocessingCanvas" xmlns:cx="http://schemas.microsoft.com/office/drawing/2014/chartex" xmlns:mc="http://schemas.openxmlformats.org/markup-compatibility/2006" xmlns:o="urn:schemas-microsoft-com:office:office" xmlns:r="http://schemas.openxmlformats.org/officeDocument/2006/relationships" xmlns:m="http://schemas.openxmlformats.org/officeDocument/2006/math" xmlns:v="urn:schemas-microsoft-com:vml" xmlns:wp14="http://schemas.microsoft.com/office/word/2010/wordprocessingDrawing" xmlns:wp="http://schemas.openxmlformats.org/drawingml/2006/wordprocessingDrawing" xmlns:w10="urn:schemas-microsoft-com:office:word" xmlns:w="http://schemas.openxmlformats.org/wordprocessingml/2006/main" xmlns:w14="http://schemas.microsoft.com/office/word/2010/wordml" xmlns:w15="http://schemas.microsoft.com/office/word/2012/wordml" xmlns:w16se="http://schemas.microsoft.com/office/word/2015/wordml/symex" xmlns:wpg="http://schemas.microsoft.com/office/word/2010/wordprocessingGroup" xmlns:wpi="http://schemas.microsoft.com/office/word/2010/wordprocessingInk" xmlns:wne="http://schemas.microsoft.com/office/word/2006/wordml" xmlns:wps="http://schemas.microsoft.com/office/word/2010/wordprocessingShape" mc:Ignorable="w14 w15 w16se wp14">
+  <w:abstractNum w:abstractNumId="0" w15:restartNumberingAfterBreak="0">
+    <w:nsid w:val="0E910C68"/>
+    <w:multiLevelType w:val="hybridMultilevel"/>
+    <w:tmpl w:val="2416A58E"/>
+    <w:lvl w:ilvl="0" w:tplc="04220001">
+      <w:start w:val="1"/>
+      <w:numFmt w:val="bullet"/>
+      <w:lvlText w:val=""/>
+      <w:lvlJc w:val="left"/>
+      <w:pPr>
+        <w:ind w:left="720" w:hanging="360"/>
+      </w:pPr>
+      <w:rPr>
+        <w:rFonts w:ascii="Symbol" w:hAnsi="Symbol" w:hint="default"/>
+      </w:rPr>
+    </w:lvl>
+    <w:lvl w:ilvl="1" w:tplc="04220003" w:tentative="1">
+      <w:start w:val="1"/>
+      <w:numFmt w:val="bullet"/>
+      <w:lvlText w:val="o"/>
+      <w:lvlJc w:val="left"/>
+      <w:pPr>
+        <w:ind w:left="1440" w:hanging="360"/>
+      </w:pPr>
+      <w:rPr>
+        <w:rFonts w:ascii="Courier New" w:hAnsi="Courier New" w:cs="Courier New" w:hint="default"/>
+      </w:rPr>
+    </w:lvl>
+    <w:lvl w:ilvl="2" w:tplc="04220005" w:tentative="1">
+      <w:start w:val="1"/>
+      <w:numFmt w:val="bullet"/>
+      <w:lvlText w:val=""/>
+      <w:lvlJc w:val="left"/>
+      <w:pPr>
+        <w:ind w:left="2160" w:hanging="360"/>
+      </w:pPr>
+      <w:rPr>
+        <w:rFonts w:ascii="Wingdings" w:hAnsi="Wingdings" w:hint="default"/>
+      </w:rPr>
+    </w:lvl>
+    <w:lvl w:ilvl="3" w:tplc="04220001" w:tentative="1">
+      <w:start w:val="1"/>
+      <w:numFmt w:val="bullet"/>
+      <w:lvlText w:val=""/>
+      <w:lvlJc w:val="left"/>
+      <w:pPr>
+        <w:ind w:left="2880" w:hanging="360"/>
+      </w:pPr>
+      <w:rPr>
+        <w:rFonts w:ascii="Symbol" w:hAnsi="Symbol" w:hint="default"/>
+      </w:rPr>
+    </w:lvl>
+    <w:lvl w:ilvl="4" w:tplc="04220003" w:tentative="1">
+      <w:start w:val="1"/>
+      <w:numFmt w:val="bullet"/>
+      <w:lvlText w:val="o"/>
+      <w:lvlJc w:val="left"/>
+      <w:pPr>
+        <w:ind w:left="3600" w:hanging="360"/>
+      </w:pPr>
+      <w:rPr>
+        <w:rFonts w:ascii="Courier New" w:hAnsi="Courier New" w:cs="Courier New" w:hint="default"/>
+      </w:rPr>
+    </w:lvl>
+    <w:lvl w:ilvl="5" w:tplc="04220005" w:tentative="1">
+      <w:start w:val="1"/>
+      <w:numFmt w:val="bullet"/>
+      <w:lvlText w:val=""/>
+      <w:lvlJc w:val="left"/>
+      <w:pPr>
+        <w:ind w:left="4320" w:hanging="360"/>
+      </w:pPr>
+      <w:rPr>
+        <w:rFonts w:ascii="Wingdings" w:hAnsi="Wingdings" w:hint="default"/>
+      </w:rPr>
+    </w:lvl>
+    <w:lvl w:ilvl="6" w:tplc="04220001" w:tentative="1">
+      <w:start w:val="1"/>
+      <w:numFmt w:val="bullet"/>
+      <w:lvlText w:val=""/>
+      <w:lvlJc w:val="left"/>
+      <w:pPr>
+        <w:ind w:left="5040" w:hanging="360"/>
+      </w:pPr>
+      <w:rPr>
+        <w:rFonts w:ascii="Symbol" w:hAnsi="Symbol" w:hint="default"/>
+      </w:rPr>
+    </w:lvl>
+    <w:lvl w:ilvl="7" w:tplc="04220003" w:tentative="1">
+      <w:start w:val="1"/>
+      <w:numFmt w:val="bullet"/>
+      <w:lvlText w:val="o"/>
+      <w:lvlJc w:val="left"/>
+      <w:pPr>
+        <w:ind w:left="5760" w:hanging="360"/>
+      </w:pPr>
+      <w:rPr>
+        <w:rFonts w:ascii="Courier New" w:hAnsi="Courier New" w:cs="Courier New" w:hint="default"/>
+      </w:rPr>
+    </w:lvl>
+    <w:lvl w:ilvl="8" w:tplc="04220005" w:tentative="1">
+      <w:start w:val="1"/>
+      <w:numFmt w:val="bullet"/>
+      <w:lvlText w:val=""/>
+      <w:lvlJc w:val="left"/>
+      <w:pPr>
+        <w:ind w:left="6480" w:hanging="360"/>
+      </w:pPr>
+      <w:rPr>
+        <w:rFonts w:ascii="Wingdings" w:hAnsi="Wingdings" w:hint="default"/>
+      </w:rPr>
+    </w:lvl>
+  </w:abstractNum>
+  <w:abstractNum w:abstractNumId="1" w15:restartNumberingAfterBreak="0">
+    <w:nsid w:val="5E8C7E7A"/>
+    <w:multiLevelType w:val="multilevel"/>
+    <w:tmpl w:val="D49ACB1E"/>
+    <w:lvl w:ilvl="0">
+      <w:start w:val="1"/>
+      <w:numFmt w:val="bullet"/>
+      <w:lvlText w:val=""/>
+      <w:lvlJc w:val="left"/>
+      <w:pPr>
+        <w:tabs>
+          <w:tab w:val="num" w:pos="720"/>
+        </w:tabs>
+        <w:ind w:left="720" w:hanging="360"/>
+      </w:pPr>
+      <w:rPr>
+        <w:rFonts w:ascii="Symbol" w:hAnsi="Symbol" w:hint="default"/>
+        <w:sz w:val="20"/>
+      </w:rPr>
+    </w:lvl>
+    <w:lvl w:ilvl="1" w:tentative="1">
+      <w:start w:val="1"/>
+      <w:numFmt w:val="bullet"/>
+      <w:lvlText w:val="o"/>
+      <w:lvlJc w:val="left"/>
+      <w:pPr>
+        <w:tabs>
+          <w:tab w:val="num" w:pos="1440"/>
+        </w:tabs>
+        <w:ind w:left="1440" w:hanging="360"/>
+      </w:pPr>
+      <w:rPr>
+        <w:rFonts w:ascii="Courier New" w:hAnsi="Courier New" w:hint="default"/>
+        <w:sz w:val="20"/>
+      </w:rPr>
+    </w:lvl>
+    <w:lvl w:ilvl="2" w:tentative="1">
+      <w:start w:val="1"/>
+      <w:numFmt w:val="bullet"/>
+      <w:lvlText w:val=""/>
+      <w:lvlJc w:val="left"/>
+      <w:pPr>
+        <w:tabs>
+          <w:tab w:val="num" w:pos="2160"/>
+        </w:tabs>
+        <w:ind w:left="2160" w:hanging="360"/>
+      </w:pPr>
+      <w:rPr>
+        <w:rFonts w:ascii="Wingdings" w:hAnsi="Wingdings" w:hint="default"/>
+        <w:sz w:val="20"/>
+      </w:rPr>
+    </w:lvl>
+    <w:lvl w:ilvl="3" w:tentative="1">
+      <w:start w:val="1"/>
+      <w:numFmt w:val="bullet"/>
+      <w:lvlText w:val=""/>
+      <w:lvlJc w:val="left"/>
+      <w:pPr>
+        <w:tabs>
+          <w:tab w:val="num" w:pos="2880"/>
+        </w:tabs>
+        <w:ind w:left="2880" w:hanging="360"/>
+      </w:pPr>
+      <w:rPr>
+        <w:rFonts w:ascii="Wingdings" w:hAnsi="Wingdings" w:hint="default"/>
+        <w:sz w:val="20"/>
+      </w:rPr>
+    </w:lvl>
+    <w:lvl w:ilvl="4" w:tentative="1">
+      <w:start w:val="1"/>
+      <w:numFmt w:val="bullet"/>
+      <w:lvlText w:val=""/>
+      <w:lvlJc w:val="left"/>
+      <w:pPr>
+        <w:tabs>
+          <w:tab w:val="num" w:pos="3600"/>
+        </w:tabs>
+        <w:ind w:left="3600" w:hanging="360"/>
+      </w:pPr>
+      <w:rPr>
+        <w:rFonts w:ascii="Wingdings" w:hAnsi="Wingdings" w:hint="default"/>
+        <w:sz w:val="20"/>
+      </w:rPr>
+    </w:lvl>
+    <w:lvl w:ilvl="5" w:tentative="1">
+      <w:start w:val="1"/>
+      <w:numFmt w:val="bullet"/>
+      <w:lvlText w:val=""/>
+      <w:lvlJc w:val="left"/>
+      <w:pPr>
+        <w:tabs>
+          <w:tab w:val="num" w:pos="4320"/>
+        </w:tabs>
+        <w:ind w:left="4320" w:hanging="360"/>
+      </w:pPr>
+      <w:rPr>
+        <w:rFonts w:ascii="Wingdings" w:hAnsi="Wingdings" w:hint="default"/>
+        <w:sz w:val="20"/>
+      </w:rPr>
+    </w:lvl>
+    <w:lvl w:ilvl="6" w:tentative="1">
+      <w:start w:val="1"/>
+      <w:numFmt w:val="bullet"/>
+      <w:lvlText w:val=""/>
+      <w:lvlJc w:val="left"/>
+      <w:pPr>
+        <w:tabs>
+          <w:tab w:val="num" w:pos="5040"/>
+        </w:tabs>
+        <w:ind w:left="5040" w:hanging="360"/>
+      </w:pPr>
+      <w:rPr>
+        <w:rFonts w:ascii="Wingdings" w:hAnsi="Wingdings" w:hint="default"/>
+        <w:sz w:val="20"/>
+      </w:rPr>
+    </w:lvl>
+    <w:lvl w:ilvl="7" w:tentative="1">
+      <w:start w:val="1"/>
+      <w:numFmt w:val="bullet"/>
+      <w:lvlText w:val=""/>
+      <w:lvlJc w:val="left"/>
+      <w:pPr>
+        <w:tabs>
+          <w:tab w:val="num" w:pos="5760"/>
+        </w:tabs>
+        <w:ind w:left="5760" w:hanging="360"/>
+      </w:pPr>
+      <w:rPr>
+        <w:rFonts w:ascii="Wingdings" w:hAnsi="Wingdings" w:hint="default"/>
+        <w:sz w:val="20"/>
+      </w:rPr>
+    </w:lvl>
+    <w:lvl w:ilvl="8" w:tentative="1">
+      <w:start w:val="1"/>
+      <w:numFmt w:val="bullet"/>
+      <w:lvlText w:val=""/>
+      <w:lvlJc w:val="left"/>
+      <w:pPr>
+        <w:tabs>
+          <w:tab w:val="num" w:pos="6480"/>
+        </w:tabs>
+        <w:ind w:left="6480" w:hanging="360"/>
+      </w:pPr>
+      <w:rPr>
+        <w:rFonts w:ascii="Wingdings" w:hAnsi="Wingdings" w:hint="default"/>
+        <w:sz w:val="20"/>
+      </w:rPr>
+    </w:lvl>
+  </w:abstractNum>
+  <w:num w:numId="1">
+    <w:abstractNumId w:val="1"/>
+  </w:num>
+  <w:num w:numId="2">
+    <w:abstractNumId w:val="0"/>
+  </w:num>
+</w:numbering>
 </file>
 
 <file path=word/styles.xml><?xml version="1.0" encoding="utf-8"?>
@@ -939,6 +4604,23 @@
     <w:semiHidden/>
     <w:unhideWhenUsed/>
   </w:style>
+  <w:style w:type="paragraph" w:styleId="a3">
+    <w:name w:val="Normal (Web)"/>
+    <w:basedOn w:val="a"/>
+    <w:uiPriority w:val="99"/>
+    <w:semiHidden/>
+    <w:unhideWhenUsed/>
+    <w:rsid w:val="00493E40"/>
+    <w:pPr>
+      <w:spacing w:before="100" w:beforeAutospacing="1" w:after="100" w:afterAutospacing="1" w:line="240" w:lineRule="auto"/>
+    </w:pPr>
+    <w:rPr>
+      <w:rFonts w:ascii="Times New Roman" w:eastAsia="Times New Roman" w:hAnsi="Times New Roman" w:cs="Times New Roman"/>
+      <w:sz w:val="24"/>
+      <w:szCs w:val="24"/>
+      <w:lang w:eastAsia="uk-UA"/>
+    </w:rPr>
+  </w:style>
 </w:styles>
 </file>
 
